--- a/spa/docx/57.content.docx
+++ b/spa/docx/57.content.docx
@@ -11,6 +11,15 @@
         <w:pStyle w:val="Heading2"/>
       </w:pPr>
       <w:r>
+        <w:t>Resource: Notas de Estudio (Tyndale)</w:t>
+      </w:r>
+      <w:r/>
+    </w:p>
+    <w:p>
+      <w:pPr>
+        <w:pStyle w:val="Heading2"/>
+      </w:pPr>
+      <w:r>
         <w:t>License Information</w:t>
       </w:r>
       <w:r/>
@@ -21,7 +30,7 @@
         <w:rPr>
           <w:b/>
         </w:rPr>
-        <w:t>Study Notes (Tyndale)</w:t>
+        <w:t>Notas de Estudio (Tyndale)</w:t>
       </w:r>
       <w:r>
         <w:t xml:space="preserve"> (Spanish) is based on</w:t>
@@ -74,7 +83,7 @@
         <w:pStyle w:val="Heading1"/>
       </w:pPr>
       <w:r>
-        <w:t>Study Notes (Tyndale)</w:t>
+        <w:t>Notas de Estudio (Tyndale)</w:t>
       </w:r>
     </w:p>
     <w:p>
@@ -83,6 +92,51 @@
           <w:headerReference w:type="even" r:id="rId8"/>
           <w:headerReference w:type="default" r:id="rId9"/>
           <w:footerReference w:type="default" r:id="rId10"/>
+          <w:footnotePr>
+            <w:numRestart w:val="eachSect"/>
+          </w:footnotePr>
+          <w:type w:val="continuous"/>
+          <w:pgSz w:w="12240" w:h="15840" w:code="1"/>
+          <w:pgMar w:top="1440" w:right="1440" w:bottom="1440" w:left="1440" w:header="504" w:footer="504" w:gutter="0"/>
+          <w:cols w:space="708"/>
+          <w:titlePg/>
+          <w:docGrid w:linePitch="360"/>
+        </w:sectPr>
+      </w:pPr>
+    </w:p>
+    <w:p>
+      <w:r/>
+    </w:p>
+    <w:p>
+      <w:pPr>
+        <w:pStyle w:val="Heading2"/>
+      </w:pPr>
+      <w:r>
+        <w:t>PHM</w:t>
+      </w:r>
+      <w:r/>
+    </w:p>
+    <w:p>
+      <w:r/>
+      <w:r>
+        <w:rPr>
+          <w:i/>
+        </w:rPr>
+        <w:t>Filemón 1:1, Filemón 1:1–3, Filemón 1:2, Filemón 1:3, Filemón 1:4–7, Filemón 1:5, Filemón 1:6, Filemón 1:8–9, Filemón 1:10, Filemón 1:11, Filemón 1:13–14, Filemón 1:15, Filemón 1:16, Filemón 1:18, Filemón 1:19, Filemón 1:20, Filemón 1:21, Filemón 1:22, Filemón 1:23, Filemón 1:23–25, Filemón 1:24</w:t>
+      </w:r>
+      <w:r/>
+    </w:p>
+    <w:p>
+      <w:r/>
+      <w:r>
+        <w:t xml:space="preserve"> </w:t>
+      </w:r>
+      <w:r/>
+      <w:r/>
+    </w:p>
+    <w:p>
+      <w:pPr>
+        <w:sectPr>
           <w:footnotePr>
             <w:numRestart w:val="eachSect"/>
           </w:footnotePr>

--- a/spa/docx/57.content.docx
+++ b/spa/docx/57.content.docx
@@ -4,48 +4,88 @@
   <w:body>
     <w:p/>
     <w:p>
-      <w:r/>
+      <w:pPr/>
+      <w:r>
+        <w:rPr>
+          <w:lang w:val="es_ES" w:bidi="es_ES"/>
+        </w:rPr>
+      </w:r>
     </w:p>
     <w:p>
       <w:pPr>
         <w:pStyle w:val="Heading2"/>
       </w:pPr>
       <w:r>
+        <w:rPr>
+          <w:lang w:val="es_ES" w:bidi="es_ES"/>
+        </w:rPr>
         <w:t>Resource: Notas de Estudio (Tyndale)</w:t>
       </w:r>
-      <w:r/>
+      <w:r>
+        <w:rPr>
+          <w:lang w:val="es_ES" w:bidi="es_ES"/>
+        </w:rPr>
+      </w:r>
     </w:p>
     <w:p>
       <w:pPr>
         <w:pStyle w:val="Heading2"/>
       </w:pPr>
       <w:r>
+        <w:rPr>
+          <w:lang w:val="es_ES" w:bidi="es_ES"/>
+        </w:rPr>
         <w:t>License Information</w:t>
       </w:r>
-      <w:r/>
-    </w:p>
-    <w:p>
-      <w:r/>
+      <w:r>
+        <w:rPr>
+          <w:lang w:val="es_ES" w:bidi="es_ES"/>
+        </w:rPr>
+      </w:r>
+    </w:p>
+    <w:p>
+      <w:pPr/>
+      <w:r>
+        <w:rPr>
+          <w:lang w:val="es_ES" w:bidi="es_ES"/>
+        </w:rPr>
+      </w:r>
       <w:r>
         <w:rPr>
           <w:b/>
+          <w:lang w:val="es_ES" w:bidi="es_ES"/>
         </w:rPr>
         <w:t>Notas de Estudio (Tyndale)</w:t>
       </w:r>
       <w:r>
+        <w:rPr>
+          <w:lang w:val="es_ES" w:bidi="es_ES"/>
+        </w:rPr>
         <w:t xml:space="preserve"> (Spanish) is based on</w:t>
       </w:r>
       <w:r>
+        <w:rPr>
+          <w:lang w:val="es_ES" w:bidi="es_ES"/>
+        </w:rPr>
         <w:t xml:space="preserve">: </w:t>
       </w:r>
       <w:r>
+        <w:rPr>
+          <w:lang w:val="es_ES" w:bidi="es_ES"/>
+        </w:rPr>
         <w:t>Tyndale Open Study Notes</w:t>
       </w:r>
       <w:r>
+        <w:rPr>
+          <w:lang w:val="es_ES" w:bidi="es_ES"/>
+        </w:rPr>
         <w:t xml:space="preserve">, </w:t>
       </w:r>
       <w:hyperlink r:id="rId13">
         <w:r>
+          <w:rPr>
+            <w:lang w:val="es_ES" w:bidi="es_ES"/>
+          </w:rPr>
           <w:rPr>
             <w:color w:val="0000EE"/>
             <w:u w:val="single"/>
@@ -54,10 +94,16 @@
         </w:r>
       </w:hyperlink>
       <w:r>
+        <w:rPr>
+          <w:lang w:val="es_ES" w:bidi="es_ES"/>
+        </w:rPr>
         <w:t xml:space="preserve">, 2019, which is licensed under a </w:t>
       </w:r>
       <w:hyperlink r:id="rId14">
         <w:r>
+          <w:rPr>
+            <w:lang w:val="es_ES" w:bidi="es_ES"/>
+          </w:rPr>
           <w:rPr>
             <w:color w:val="0000EE"/>
             <w:u w:val="single"/>
@@ -66,23 +112,49 @@
         </w:r>
       </w:hyperlink>
       <w:r>
+        <w:rPr>
+          <w:lang w:val="es_ES" w:bidi="es_ES"/>
+        </w:rPr>
         <w:t>.</w:t>
       </w:r>
-      <w:r/>
-    </w:p>
-    <w:p>
-      <w:r/>
-      <w:r>
+      <w:r>
+        <w:rPr>
+          <w:lang w:val="es_ES" w:bidi="es_ES"/>
+        </w:rPr>
+      </w:r>
+    </w:p>
+    <w:p>
+      <w:pPr/>
+      <w:r>
+        <w:rPr>
+          <w:lang w:val="es_ES" w:bidi="es_ES"/>
+        </w:rPr>
+      </w:r>
+      <w:r>
+        <w:rPr>
+          <w:lang w:val="es_ES" w:bidi="es_ES"/>
+        </w:rPr>
         <w:t>This PDF version is provided under the same license.</w:t>
       </w:r>
-      <w:r/>
-      <w:r/>
+      <w:r>
+        <w:rPr>
+          <w:lang w:val="es_ES" w:bidi="es_ES"/>
+        </w:rPr>
+      </w:r>
+      <w:r>
+        <w:rPr>
+          <w:lang w:val="es_ES" w:bidi="es_ES"/>
+        </w:rPr>
+      </w:r>
     </w:p>
     <w:p>
       <w:pPr>
         <w:pStyle w:val="Heading1"/>
       </w:pPr>
       <w:r>
+        <w:rPr>
+          <w:lang w:val="es_ES" w:bidi="es_ES"/>
+        </w:rPr>
         <w:t>Notas de Estudio (Tyndale)</w:t>
       </w:r>
     </w:p>
@@ -105,34 +177,72 @@
       </w:pPr>
     </w:p>
     <w:p>
-      <w:r/>
+      <w:pPr/>
+      <w:r>
+        <w:rPr>
+          <w:lang w:val="es_ES" w:bidi="es_ES"/>
+        </w:rPr>
+      </w:r>
     </w:p>
     <w:p>
       <w:pPr>
         <w:pStyle w:val="Heading2"/>
       </w:pPr>
       <w:r>
+        <w:rPr>
+          <w:lang w:val="es_ES" w:bidi="es_ES"/>
+        </w:rPr>
         <w:t>PHM</w:t>
       </w:r>
-      <w:r/>
-    </w:p>
-    <w:p>
-      <w:r/>
+      <w:r>
+        <w:rPr>
+          <w:lang w:val="es_ES" w:bidi="es_ES"/>
+        </w:rPr>
+      </w:r>
+    </w:p>
+    <w:p>
+      <w:pPr/>
+      <w:r>
+        <w:rPr>
+          <w:lang w:val="es_ES" w:bidi="es_ES"/>
+        </w:rPr>
+      </w:r>
       <w:r>
         <w:rPr>
           <w:i/>
+          <w:lang w:val="es_ES" w:bidi="es_ES"/>
         </w:rPr>
         <w:t>Filemón 1:1, Filemón 1:1–3, Filemón 1:2, Filemón 1:3, Filemón 1:4–7, Filemón 1:5, Filemón 1:6, Filemón 1:8–9, Filemón 1:10, Filemón 1:11, Filemón 1:13–14, Filemón 1:15, Filemón 1:16, Filemón 1:18, Filemón 1:19, Filemón 1:20, Filemón 1:21, Filemón 1:22, Filemón 1:23, Filemón 1:23–25, Filemón 1:24</w:t>
       </w:r>
-      <w:r/>
-    </w:p>
-    <w:p>
-      <w:r/>
-      <w:r>
+      <w:r>
+        <w:rPr>
+          <w:lang w:val="es_ES" w:bidi="es_ES"/>
+        </w:rPr>
+      </w:r>
+    </w:p>
+    <w:p>
+      <w:pPr/>
+      <w:r>
+        <w:rPr>
+          <w:lang w:val="es_ES" w:bidi="es_ES"/>
+        </w:rPr>
+      </w:r>
+      <w:r>
+        <w:rPr>
+          <w:lang w:val="es_ES" w:bidi="es_ES"/>
+        </w:rPr>
         <w:t xml:space="preserve"> </w:t>
       </w:r>
-      <w:r/>
-      <w:r/>
+      <w:r>
+        <w:rPr>
+          <w:lang w:val="es_ES" w:bidi="es_ES"/>
+        </w:rPr>
+      </w:r>
+      <w:r>
+        <w:rPr>
+          <w:lang w:val="es_ES" w:bidi="es_ES"/>
+        </w:rPr>
+      </w:r>
     </w:p>
     <w:p>
       <w:pPr>
@@ -150,88 +260,191 @@
       </w:pPr>
     </w:p>
     <w:p>
-      <w:r/>
+      <w:pPr/>
+      <w:r>
+        <w:rPr>
+          <w:lang w:val="es_ES" w:bidi="es_ES"/>
+        </w:rPr>
+      </w:r>
     </w:p>
     <w:p>
       <w:pPr>
         <w:pStyle w:val="Heading2"/>
       </w:pPr>
       <w:r>
+        <w:rPr>
+          <w:lang w:val="es_ES" w:bidi="es_ES"/>
+        </w:rPr>
         <w:t>Filemón 1:1</w:t>
       </w:r>
-      <w:r/>
-    </w:p>
-    <w:p>
-      <w:r/>
-      <w:r>
+      <w:r>
+        <w:rPr>
+          <w:lang w:val="es_ES" w:bidi="es_ES"/>
+        </w:rPr>
+      </w:r>
+    </w:p>
+    <w:p>
+      <w:pPr/>
+      <w:r>
+        <w:rPr>
+          <w:lang w:val="es_ES" w:bidi="es_ES"/>
+        </w:rPr>
+      </w:r>
+      <w:r>
+        <w:rPr>
+          <w:lang w:val="es_ES" w:bidi="es_ES"/>
+        </w:rPr>
         <w:t xml:space="preserve">"PABLO, prisionero": tradicionalmente se cree que Pablo estaba escribiendo desde la prisión en Roma, pero también es posible que lo hiciera antes desde Éfeso, mucho más cerca de la casa de Filemón en Colosas (ver </w:t>
       </w:r>
       <w:r>
+        <w:rPr>
+          <w:lang w:val="es_ES" w:bidi="es_ES"/>
+        </w:rPr>
         <w:t>Introducción al Libro de Filemón</w:t>
       </w:r>
       <w:r>
+        <w:rPr>
+          <w:lang w:val="es_ES" w:bidi="es_ES"/>
+        </w:rPr>
         <w:t>, “fecha y lugar de escritura”). • Timoteo fue uno de los colaboradores más cercanos de Pablo (ver “</w:t>
       </w:r>
       <w:r>
+        <w:rPr>
+          <w:lang w:val="es_ES" w:bidi="es_ES"/>
+        </w:rPr>
         <w:t>Timoteo</w:t>
       </w:r>
       <w:r>
+        <w:rPr>
+          <w:lang w:val="es_ES" w:bidi="es_ES"/>
+        </w:rPr>
         <w:t>” Perfil). • "coadjutor": Filemón estaba activo en el ministerio para Cristo.</w:t>
       </w:r>
-      <w:r/>
-      <w:r/>
-    </w:p>
-    <w:p>
-      <w:r/>
+      <w:r>
+        <w:rPr>
+          <w:lang w:val="es_ES" w:bidi="es_ES"/>
+        </w:rPr>
+      </w:r>
+      <w:r>
+        <w:rPr>
+          <w:lang w:val="es_ES" w:bidi="es_ES"/>
+        </w:rPr>
+      </w:r>
+    </w:p>
+    <w:p>
+      <w:pPr/>
+      <w:r>
+        <w:rPr>
+          <w:lang w:val="es_ES" w:bidi="es_ES"/>
+        </w:rPr>
+      </w:r>
     </w:p>
     <w:p>
       <w:pPr>
         <w:pStyle w:val="Heading2"/>
       </w:pPr>
       <w:r>
+        <w:rPr>
+          <w:lang w:val="es_ES" w:bidi="es_ES"/>
+        </w:rPr>
         <w:t>Filemón 1:1–3</w:t>
       </w:r>
-      <w:r/>
-    </w:p>
-    <w:p>
-      <w:r/>
-      <w:r>
+      <w:r>
+        <w:rPr>
+          <w:lang w:val="es_ES" w:bidi="es_ES"/>
+        </w:rPr>
+      </w:r>
+    </w:p>
+    <w:p>
+      <w:pPr/>
+      <w:r>
+        <w:rPr>
+          <w:lang w:val="es_ES" w:bidi="es_ES"/>
+        </w:rPr>
+      </w:r>
+      <w:r>
+        <w:rPr>
+          <w:lang w:val="es_ES" w:bidi="es_ES"/>
+        </w:rPr>
         <w:t>Pablo suele empezar con una breve introducción, seguido de saludos y la invocación de gracia y paz.</w:t>
       </w:r>
-      <w:r/>
-      <w:r/>
-    </w:p>
-    <w:p>
-      <w:r/>
+      <w:r>
+        <w:rPr>
+          <w:lang w:val="es_ES" w:bidi="es_ES"/>
+        </w:rPr>
+      </w:r>
+      <w:r>
+        <w:rPr>
+          <w:lang w:val="es_ES" w:bidi="es_ES"/>
+        </w:rPr>
+      </w:r>
+    </w:p>
+    <w:p>
+      <w:pPr/>
+      <w:r>
+        <w:rPr>
+          <w:lang w:val="es_ES" w:bidi="es_ES"/>
+        </w:rPr>
+      </w:r>
     </w:p>
     <w:p>
       <w:pPr>
         <w:pStyle w:val="Heading2"/>
       </w:pPr>
       <w:r>
+        <w:rPr>
+          <w:lang w:val="es_ES" w:bidi="es_ES"/>
+        </w:rPr>
         <w:t>Filemón 1:2</w:t>
       </w:r>
-      <w:r/>
-    </w:p>
-    <w:p>
-      <w:r/>
-      <w:r>
+      <w:r>
+        <w:rPr>
+          <w:lang w:val="es_ES" w:bidi="es_ES"/>
+        </w:rPr>
+      </w:r>
+    </w:p>
+    <w:p>
+      <w:pPr/>
+      <w:r>
+        <w:rPr>
+          <w:lang w:val="es_ES" w:bidi="es_ES"/>
+        </w:rPr>
+      </w:r>
+      <w:r>
+        <w:rPr>
+          <w:lang w:val="es_ES" w:bidi="es_ES"/>
+        </w:rPr>
         <w:t xml:space="preserve">Esta no es una carta privada solo para Filemón, sino que también está dirigida a su familia y a la iglesia. • </w:t>
       </w:r>
       <w:r>
+        <w:rPr>
+          <w:lang w:val="es_ES" w:bidi="es_ES"/>
+        </w:rPr>
         <w:t>Apphia</w:t>
       </w:r>
       <w:r>
+        <w:rPr>
+          <w:lang w:val="es_ES" w:bidi="es_ES"/>
+        </w:rPr>
         <w:t xml:space="preserve"> probablemente era la esposa de Filemón. • </w:t>
       </w:r>
       <w:r>
+        <w:rPr>
+          <w:lang w:val="es_ES" w:bidi="es_ES"/>
+        </w:rPr>
         <w:t>"compañero de nuestra milicia"</w:t>
       </w:r>
       <w:r>
+        <w:rPr>
+          <w:lang w:val="es_ES" w:bidi="es_ES"/>
+        </w:rPr>
         <w:t>: el siervo de Cristo está involucrado en una guerra y debe estar preparado para mantenerse firme ante la oposición (</w:t>
       </w:r>
       <w:hyperlink r:id="rId15">
         <w:r>
+          <w:rPr>
+            <w:lang w:val="es_ES" w:bidi="es_ES"/>
+          </w:rPr>
           <w:rPr>
             <w:color w:val="0000EE"/>
             <w:u w:val="single"/>
@@ -240,16 +453,28 @@
         </w:r>
       </w:hyperlink>
       <w:r>
+        <w:rPr>
+          <w:lang w:val="es_ES" w:bidi="es_ES"/>
+        </w:rPr>
         <w:t xml:space="preserve">). • </w:t>
       </w:r>
       <w:r>
+        <w:rPr>
+          <w:lang w:val="es_ES" w:bidi="es_ES"/>
+        </w:rPr>
         <w:t>Archîpo</w:t>
       </w:r>
       <w:r>
+        <w:rPr>
+          <w:lang w:val="es_ES" w:bidi="es_ES"/>
+        </w:rPr>
         <w:t xml:space="preserve"> probablemente era el hijo de Filemón (también mencionado en </w:t>
       </w:r>
       <w:hyperlink r:id="rId16">
         <w:r>
+          <w:rPr>
+            <w:lang w:val="es_ES" w:bidi="es_ES"/>
+          </w:rPr>
           <w:rPr>
             <w:color w:val="0000EE"/>
             <w:u w:val="single"/>
@@ -258,10 +483,16 @@
         </w:r>
       </w:hyperlink>
       <w:r>
+        <w:rPr>
+          <w:lang w:val="es_ES" w:bidi="es_ES"/>
+        </w:rPr>
         <w:t xml:space="preserve">). • "la iglesia que está en tu casa": los primeros cristianos se reunían en casas privadas (ver también </w:t>
       </w:r>
       <w:hyperlink r:id="rId17">
         <w:r>
+          <w:rPr>
+            <w:lang w:val="es_ES" w:bidi="es_ES"/>
+          </w:rPr>
           <w:rPr>
             <w:color w:val="0000EE"/>
             <w:u w:val="single"/>
@@ -270,10 +501,16 @@
         </w:r>
       </w:hyperlink>
       <w:r>
+        <w:rPr>
+          <w:lang w:val="es_ES" w:bidi="es_ES"/>
+        </w:rPr>
         <w:t xml:space="preserve"> </w:t>
       </w:r>
       <w:hyperlink r:id="rId18">
         <w:r>
+          <w:rPr>
+            <w:lang w:val="es_ES" w:bidi="es_ES"/>
+          </w:rPr>
           <w:rPr>
             <w:color w:val="0000EE"/>
             <w:u w:val="single"/>
@@ -282,10 +519,16 @@
         </w:r>
       </w:hyperlink>
       <w:r>
+        <w:rPr>
+          <w:lang w:val="es_ES" w:bidi="es_ES"/>
+        </w:rPr>
         <w:t xml:space="preserve"> </w:t>
       </w:r>
       <w:hyperlink r:id="rId19">
         <w:r>
+          <w:rPr>
+            <w:lang w:val="es_ES" w:bidi="es_ES"/>
+          </w:rPr>
           <w:rPr>
             <w:color w:val="0000EE"/>
             <w:u w:val="single"/>
@@ -294,30 +537,64 @@
         </w:r>
       </w:hyperlink>
       <w:r>
+        <w:rPr>
+          <w:lang w:val="es_ES" w:bidi="es_ES"/>
+        </w:rPr>
         <w:t>).</w:t>
       </w:r>
-      <w:r/>
-      <w:r/>
-    </w:p>
-    <w:p>
-      <w:r/>
+      <w:r>
+        <w:rPr>
+          <w:lang w:val="es_ES" w:bidi="es_ES"/>
+        </w:rPr>
+      </w:r>
+      <w:r>
+        <w:rPr>
+          <w:lang w:val="es_ES" w:bidi="es_ES"/>
+        </w:rPr>
+      </w:r>
+    </w:p>
+    <w:p>
+      <w:pPr/>
+      <w:r>
+        <w:rPr>
+          <w:lang w:val="es_ES" w:bidi="es_ES"/>
+        </w:rPr>
+      </w:r>
     </w:p>
     <w:p>
       <w:pPr>
         <w:pStyle w:val="Heading2"/>
       </w:pPr>
       <w:r>
+        <w:rPr>
+          <w:lang w:val="es_ES" w:bidi="es_ES"/>
+        </w:rPr>
         <w:t>Filemón 1:3</w:t>
       </w:r>
-      <w:r/>
-    </w:p>
-    <w:p>
-      <w:r/>
-      <w:r>
+      <w:r>
+        <w:rPr>
+          <w:lang w:val="es_ES" w:bidi="es_ES"/>
+        </w:rPr>
+      </w:r>
+    </w:p>
+    <w:p>
+      <w:pPr/>
+      <w:r>
+        <w:rPr>
+          <w:lang w:val="es_ES" w:bidi="es_ES"/>
+        </w:rPr>
+      </w:r>
+      <w:r>
+        <w:rPr>
+          <w:lang w:val="es_ES" w:bidi="es_ES"/>
+        </w:rPr>
         <w:t xml:space="preserve">"vosotros" es plural, refiriéndose a todos los mencionados en </w:t>
       </w:r>
       <w:hyperlink r:id="rId20">
         <w:r>
+          <w:rPr>
+            <w:lang w:val="es_ES" w:bidi="es_ES"/>
+          </w:rPr>
           <w:rPr>
             <w:color w:val="0000EE"/>
             <w:u w:val="single"/>
@@ -326,10 +603,16 @@
         </w:r>
       </w:hyperlink>
       <w:r>
+        <w:rPr>
+          <w:lang w:val="es_ES" w:bidi="es_ES"/>
+        </w:rPr>
         <w:t xml:space="preserve">. • "Gracia" y "paz" representan saludos tradicionales griegos y hebreos, respectivamente; ahora se entienden como dones de Dios (cp. </w:t>
       </w:r>
       <w:hyperlink r:id="rId21">
         <w:r>
+          <w:rPr>
+            <w:lang w:val="es_ES" w:bidi="es_ES"/>
+          </w:rPr>
           <w:rPr>
             <w:color w:val="0000EE"/>
             <w:u w:val="single"/>
@@ -338,30 +621,64 @@
         </w:r>
       </w:hyperlink>
       <w:r>
+        <w:rPr>
+          <w:lang w:val="es_ES" w:bidi="es_ES"/>
+        </w:rPr>
         <w:t>).</w:t>
       </w:r>
-      <w:r/>
-      <w:r/>
-    </w:p>
-    <w:p>
-      <w:r/>
+      <w:r>
+        <w:rPr>
+          <w:lang w:val="es_ES" w:bidi="es_ES"/>
+        </w:rPr>
+      </w:r>
+      <w:r>
+        <w:rPr>
+          <w:lang w:val="es_ES" w:bidi="es_ES"/>
+        </w:rPr>
+      </w:r>
+    </w:p>
+    <w:p>
+      <w:pPr/>
+      <w:r>
+        <w:rPr>
+          <w:lang w:val="es_ES" w:bidi="es_ES"/>
+        </w:rPr>
+      </w:r>
     </w:p>
     <w:p>
       <w:pPr>
         <w:pStyle w:val="Heading2"/>
       </w:pPr>
       <w:r>
+        <w:rPr>
+          <w:lang w:val="es_ES" w:bidi="es_ES"/>
+        </w:rPr>
         <w:t>Filemón 1:4–7</w:t>
       </w:r>
-      <w:r/>
-    </w:p>
-    <w:p>
-      <w:r/>
-      <w:r>
+      <w:r>
+        <w:rPr>
+          <w:lang w:val="es_ES" w:bidi="es_ES"/>
+        </w:rPr>
+      </w:r>
+    </w:p>
+    <w:p>
+      <w:pPr/>
+      <w:r>
+        <w:rPr>
+          <w:lang w:val="es_ES" w:bidi="es_ES"/>
+        </w:rPr>
+      </w:r>
+      <w:r>
+        <w:rPr>
+          <w:lang w:val="es_ES" w:bidi="es_ES"/>
+        </w:rPr>
         <w:t>En sus cartas, Pablo generalmente agradece a Dios por la fe y el amor de sus lectores y menciona sus oraciones por ellos (</w:t>
       </w:r>
       <w:hyperlink r:id="rId22">
         <w:r>
+          <w:rPr>
+            <w:lang w:val="es_ES" w:bidi="es_ES"/>
+          </w:rPr>
           <w:rPr>
             <w:color w:val="0000EE"/>
             <w:u w:val="single"/>
@@ -370,10 +687,16 @@
         </w:r>
       </w:hyperlink>
       <w:r>
+        <w:rPr>
+          <w:lang w:val="es_ES" w:bidi="es_ES"/>
+        </w:rPr>
         <w:t xml:space="preserve"> </w:t>
       </w:r>
       <w:hyperlink r:id="rId23">
         <w:r>
+          <w:rPr>
+            <w:lang w:val="es_ES" w:bidi="es_ES"/>
+          </w:rPr>
           <w:rPr>
             <w:color w:val="0000EE"/>
             <w:u w:val="single"/>
@@ -382,10 +705,16 @@
         </w:r>
       </w:hyperlink>
       <w:r>
+        <w:rPr>
+          <w:lang w:val="es_ES" w:bidi="es_ES"/>
+        </w:rPr>
         <w:t xml:space="preserve"> </w:t>
       </w:r>
       <w:hyperlink r:id="rId24">
         <w:r>
+          <w:rPr>
+            <w:lang w:val="es_ES" w:bidi="es_ES"/>
+          </w:rPr>
           <w:rPr>
             <w:color w:val="0000EE"/>
             <w:u w:val="single"/>
@@ -394,10 +723,16 @@
         </w:r>
       </w:hyperlink>
       <w:r>
+        <w:rPr>
+          <w:lang w:val="es_ES" w:bidi="es_ES"/>
+        </w:rPr>
         <w:t xml:space="preserve"> en contraste, </w:t>
       </w:r>
       <w:hyperlink r:id="rId25">
         <w:r>
+          <w:rPr>
+            <w:lang w:val="es_ES" w:bidi="es_ES"/>
+          </w:rPr>
           <w:rPr>
             <w:color w:val="0000EE"/>
             <w:u w:val="single"/>
@@ -406,50 +741,112 @@
         </w:r>
       </w:hyperlink>
       <w:r>
+        <w:rPr>
+          <w:lang w:val="es_ES" w:bidi="es_ES"/>
+        </w:rPr>
         <w:t>). Las cartas griegas antiguas ocasionalmente incluían una sección de agradecimiento después del saludo.</w:t>
       </w:r>
-      <w:r/>
-      <w:r/>
-    </w:p>
-    <w:p>
-      <w:r/>
+      <w:r>
+        <w:rPr>
+          <w:lang w:val="es_ES" w:bidi="es_ES"/>
+        </w:rPr>
+      </w:r>
+      <w:r>
+        <w:rPr>
+          <w:lang w:val="es_ES" w:bidi="es_ES"/>
+        </w:rPr>
+      </w:r>
+    </w:p>
+    <w:p>
+      <w:pPr/>
+      <w:r>
+        <w:rPr>
+          <w:lang w:val="es_ES" w:bidi="es_ES"/>
+        </w:rPr>
+      </w:r>
     </w:p>
     <w:p>
       <w:pPr>
         <w:pStyle w:val="Heading2"/>
       </w:pPr>
       <w:r>
+        <w:rPr>
+          <w:lang w:val="es_ES" w:bidi="es_ES"/>
+        </w:rPr>
         <w:t>Filemón 1:5</w:t>
       </w:r>
-      <w:r/>
-    </w:p>
-    <w:p>
-      <w:r/>
-      <w:r>
+      <w:r>
+        <w:rPr>
+          <w:lang w:val="es_ES" w:bidi="es_ES"/>
+        </w:rPr>
+      </w:r>
+    </w:p>
+    <w:p>
+      <w:pPr/>
+      <w:r>
+        <w:rPr>
+          <w:lang w:val="es_ES" w:bidi="es_ES"/>
+        </w:rPr>
+      </w:r>
+      <w:r>
+        <w:rPr>
+          <w:lang w:val="es_ES" w:bidi="es_ES"/>
+        </w:rPr>
         <w:t>Es por la fe en Cristo que somos salvados, y es por el amor a nuestros hermanos cristianos que vivimos nuestra salvación.</w:t>
       </w:r>
-      <w:r/>
-      <w:r/>
-    </w:p>
-    <w:p>
-      <w:r/>
+      <w:r>
+        <w:rPr>
+          <w:lang w:val="es_ES" w:bidi="es_ES"/>
+        </w:rPr>
+      </w:r>
+      <w:r>
+        <w:rPr>
+          <w:lang w:val="es_ES" w:bidi="es_ES"/>
+        </w:rPr>
+      </w:r>
+    </w:p>
+    <w:p>
+      <w:pPr/>
+      <w:r>
+        <w:rPr>
+          <w:lang w:val="es_ES" w:bidi="es_ES"/>
+        </w:rPr>
+      </w:r>
     </w:p>
     <w:p>
       <w:pPr>
         <w:pStyle w:val="Heading2"/>
       </w:pPr>
       <w:r>
+        <w:rPr>
+          <w:lang w:val="es_ES" w:bidi="es_ES"/>
+        </w:rPr>
         <w:t>Filemón 1:6</w:t>
       </w:r>
-      <w:r/>
-    </w:p>
-    <w:p>
-      <w:r/>
-      <w:r>
+      <w:r>
+        <w:rPr>
+          <w:lang w:val="es_ES" w:bidi="es_ES"/>
+        </w:rPr>
+      </w:r>
+    </w:p>
+    <w:p>
+      <w:pPr/>
+      <w:r>
+        <w:rPr>
+          <w:lang w:val="es_ES" w:bidi="es_ES"/>
+        </w:rPr>
+      </w:r>
+      <w:r>
+        <w:rPr>
+          <w:lang w:val="es_ES" w:bidi="es_ES"/>
+        </w:rPr>
         <w:t xml:space="preserve">Este versículo puede traducirse de varias maneras. Pablo sugiere que Filemón debería ser amable con Onésimo, considerando la bondad de Dios con Filemón (cp. </w:t>
       </w:r>
       <w:hyperlink r:id="rId26">
         <w:r>
+          <w:rPr>
+            <w:lang w:val="es_ES" w:bidi="es_ES"/>
+          </w:rPr>
           <w:rPr>
             <w:color w:val="0000EE"/>
             <w:u w:val="single"/>
@@ -460,6 +857,9 @@
       <w:hyperlink r:id="rId27">
         <w:r>
           <w:rPr>
+            <w:lang w:val="es_ES" w:bidi="es_ES"/>
+          </w:rPr>
+          <w:rPr>
             <w:color w:val="0000EE"/>
             <w:u w:val="single"/>
           </w:rPr>
@@ -467,22 +867,45 @@
         </w:r>
       </w:hyperlink>
       <w:r>
+        <w:rPr>
+          <w:lang w:val="es_ES" w:bidi="es_ES"/>
+        </w:rPr>
         <w:t>).</w:t>
       </w:r>
-      <w:r/>
-      <w:r/>
-    </w:p>
-    <w:p>
-      <w:r/>
+      <w:r>
+        <w:rPr>
+          <w:lang w:val="es_ES" w:bidi="es_ES"/>
+        </w:rPr>
+      </w:r>
+      <w:r>
+        <w:rPr>
+          <w:lang w:val="es_ES" w:bidi="es_ES"/>
+        </w:rPr>
+      </w:r>
+    </w:p>
+    <w:p>
+      <w:pPr/>
+      <w:r>
+        <w:rPr>
+          <w:lang w:val="es_ES" w:bidi="es_ES"/>
+        </w:rPr>
+      </w:r>
     </w:p>
     <w:p>
       <w:pPr>
         <w:pStyle w:val="Heading2"/>
       </w:pPr>
       <w:r>
+        <w:rPr>
+          <w:lang w:val="es_ES" w:bidi="es_ES"/>
+        </w:rPr>
         <w:t>Filemón 1:8–9</w:t>
       </w:r>
-      <w:r/>
+      <w:r>
+        <w:rPr>
+          <w:lang w:val="es_ES" w:bidi="es_ES"/>
+        </w:rPr>
+      </w:r>
     </w:p>
     <w:p>
       <w:pPr>
@@ -490,12 +913,22 @@
         <w:spacing w:line="240" w:lineRule="auto"/>
         <w:ind w:left="720"/>
       </w:pPr>
-      <w:r/>
-      <w:r>
+      <w:r>
+        <w:rPr>
+          <w:lang w:val="es_ES" w:bidi="es_ES"/>
+        </w:rPr>
+      </w:r>
+      <w:r>
+        <w:rPr>
+          <w:lang w:val="es_ES" w:bidi="es_ES"/>
+        </w:rPr>
         <w:t>El apóstol Pablo solicitó un favor porque Filemón era conocido por ser una persona amable y amorosa (</w:t>
       </w:r>
       <w:hyperlink r:id="rId28">
         <w:r>
+          <w:rPr>
+            <w:lang w:val="es_ES" w:bidi="es_ES"/>
+          </w:rPr>
           <w:rPr>
             <w:color w:val="0000EE"/>
             <w:u w:val="single"/>
@@ -504,6 +937,9 @@
         </w:r>
       </w:hyperlink>
       <w:r>
+        <w:rPr>
+          <w:lang w:val="es_ES" w:bidi="es_ES"/>
+        </w:rPr>
         <w:t>). Pablo podría haber ejercido su autoridad como apóstol de Cristo para exigirlo, pero prefirió pedirlo por amor.</w:t>
       </w:r>
     </w:p>
@@ -513,76 +949,166 @@
         <w:spacing w:line="240" w:lineRule="auto"/>
         <w:ind w:left="720"/>
       </w:pPr>
-      <w:r/>
-      <w:r>
+      <w:r>
+        <w:rPr>
+          <w:lang w:val="es_ES" w:bidi="es_ES"/>
+        </w:rPr>
+      </w:r>
+      <w:r>
+        <w:rPr>
+          <w:lang w:val="es_ES" w:bidi="es_ES"/>
+        </w:rPr>
         <w:t>"siendo tal cual soy, Pablo viejo"</w:t>
       </w:r>
       <w:r>
+        <w:rPr>
+          <w:lang w:val="es_ES" w:bidi="es_ES"/>
+        </w:rPr>
         <w:t>: Pablo apeló al respeto que se debe a las personas mayores y a su estatus como "</w:t>
       </w:r>
       <w:r>
+        <w:rPr>
+          <w:lang w:val="es_ES" w:bidi="es_ES"/>
+        </w:rPr>
         <w:t>prisionero de Jesucristo"</w:t>
       </w:r>
       <w:r>
+        <w:rPr>
+          <w:lang w:val="es_ES" w:bidi="es_ES"/>
+        </w:rPr>
         <w:t>, lo cual incrementaría el respeto de un compañero cristiano.</w:t>
       </w:r>
-      <w:r/>
-      <w:r/>
-    </w:p>
-    <w:p>
-      <w:r/>
+      <w:r>
+        <w:rPr>
+          <w:lang w:val="es_ES" w:bidi="es_ES"/>
+        </w:rPr>
+      </w:r>
+      <w:r>
+        <w:rPr>
+          <w:lang w:val="es_ES" w:bidi="es_ES"/>
+        </w:rPr>
+      </w:r>
+    </w:p>
+    <w:p>
+      <w:pPr/>
+      <w:r>
+        <w:rPr>
+          <w:lang w:val="es_ES" w:bidi="es_ES"/>
+        </w:rPr>
+      </w:r>
     </w:p>
     <w:p>
       <w:pPr>
         <w:pStyle w:val="Heading2"/>
       </w:pPr>
       <w:r>
+        <w:rPr>
+          <w:lang w:val="es_ES" w:bidi="es_ES"/>
+        </w:rPr>
         <w:t>Filemón 1:10</w:t>
       </w:r>
-      <w:r/>
-    </w:p>
-    <w:p>
-      <w:r/>
-      <w:r>
+      <w:r>
+        <w:rPr>
+          <w:lang w:val="es_ES" w:bidi="es_ES"/>
+        </w:rPr>
+      </w:r>
+    </w:p>
+    <w:p>
+      <w:pPr/>
+      <w:r>
+        <w:rPr>
+          <w:lang w:val="es_ES" w:bidi="es_ES"/>
+        </w:rPr>
+      </w:r>
+      <w:r>
+        <w:rPr>
+          <w:lang w:val="es_ES" w:bidi="es_ES"/>
+        </w:rPr>
         <w:t>"Ruégote"</w:t>
       </w:r>
       <w:r>
+        <w:rPr>
+          <w:lang w:val="es_ES" w:bidi="es_ES"/>
+        </w:rPr>
         <w:t>: en el mundo romano, los esclavos fugitivos podían ser tratados con dureza mediante azotes, marcas o incluso ejecución, a discreción del propietario. • Onésimo era el hijo espiritual de Pablo porque se convirtió en creyente gracias al ministerio de Pablo.</w:t>
       </w:r>
-      <w:r/>
-      <w:r/>
-    </w:p>
-    <w:p>
-      <w:r/>
+      <w:r>
+        <w:rPr>
+          <w:lang w:val="es_ES" w:bidi="es_ES"/>
+        </w:rPr>
+      </w:r>
+      <w:r>
+        <w:rPr>
+          <w:lang w:val="es_ES" w:bidi="es_ES"/>
+        </w:rPr>
+      </w:r>
+    </w:p>
+    <w:p>
+      <w:pPr/>
+      <w:r>
+        <w:rPr>
+          <w:lang w:val="es_ES" w:bidi="es_ES"/>
+        </w:rPr>
+      </w:r>
     </w:p>
     <w:p>
       <w:pPr>
         <w:pStyle w:val="Heading2"/>
       </w:pPr>
       <w:r>
+        <w:rPr>
+          <w:lang w:val="es_ES" w:bidi="es_ES"/>
+        </w:rPr>
         <w:t>Filemón 1:11</w:t>
       </w:r>
-      <w:r/>
-    </w:p>
-    <w:p>
-      <w:r/>
-      <w:r>
+      <w:r>
+        <w:rPr>
+          <w:lang w:val="es_ES" w:bidi="es_ES"/>
+        </w:rPr>
+      </w:r>
+    </w:p>
+    <w:p>
+      <w:pPr/>
+      <w:r>
+        <w:rPr>
+          <w:lang w:val="es_ES" w:bidi="es_ES"/>
+        </w:rPr>
+      </w:r>
+      <w:r>
+        <w:rPr>
+          <w:lang w:val="es_ES" w:bidi="es_ES"/>
+        </w:rPr>
         <w:t>Onésimo significa “útil”. • "</w:t>
       </w:r>
       <w:r>
+        <w:rPr>
+          <w:lang w:val="es_ES" w:bidi="es_ES"/>
+        </w:rPr>
         <w:t>en otro tiempo te fué inútil</w:t>
       </w:r>
       <w:r>
+        <w:rPr>
+          <w:lang w:val="es_ES" w:bidi="es_ES"/>
+        </w:rPr>
         <w:t xml:space="preserve">... </w:t>
       </w:r>
       <w:r>
+        <w:rPr>
+          <w:lang w:val="es_ES" w:bidi="es_ES"/>
+        </w:rPr>
         <w:t>es útil"</w:t>
       </w:r>
       <w:r>
+        <w:rPr>
+          <w:lang w:val="es_ES" w:bidi="es_ES"/>
+        </w:rPr>
         <w:t xml:space="preserve">: esto podría ser un juego de palabras (cp. </w:t>
       </w:r>
       <w:hyperlink r:id="rId29">
         <w:r>
+          <w:rPr>
+            <w:lang w:val="es_ES" w:bidi="es_ES"/>
+          </w:rPr>
           <w:rPr>
             <w:color w:val="0000EE"/>
             <w:u w:val="single"/>
@@ -591,30 +1117,64 @@
         </w:r>
       </w:hyperlink>
       <w:r>
+        <w:rPr>
+          <w:lang w:val="es_ES" w:bidi="es_ES"/>
+        </w:rPr>
         <w:t>). Onésimo ahora estaba sirviendo a otros y proclamando las buenas nuevas. Finalmente, se había convertido en lo que su nombre significa.</w:t>
       </w:r>
-      <w:r/>
-      <w:r/>
-    </w:p>
-    <w:p>
-      <w:r/>
+      <w:r>
+        <w:rPr>
+          <w:lang w:val="es_ES" w:bidi="es_ES"/>
+        </w:rPr>
+      </w:r>
+      <w:r>
+        <w:rPr>
+          <w:lang w:val="es_ES" w:bidi="es_ES"/>
+        </w:rPr>
+      </w:r>
+    </w:p>
+    <w:p>
+      <w:pPr/>
+      <w:r>
+        <w:rPr>
+          <w:lang w:val="es_ES" w:bidi="es_ES"/>
+        </w:rPr>
+      </w:r>
     </w:p>
     <w:p>
       <w:pPr>
         <w:pStyle w:val="Heading2"/>
       </w:pPr>
       <w:r>
+        <w:rPr>
+          <w:lang w:val="es_ES" w:bidi="es_ES"/>
+        </w:rPr>
         <w:t>Filemón 1:13–14</w:t>
       </w:r>
-      <w:r/>
-    </w:p>
-    <w:p>
-      <w:r/>
-      <w:r>
+      <w:r>
+        <w:rPr>
+          <w:lang w:val="es_ES" w:bidi="es_ES"/>
+        </w:rPr>
+      </w:r>
+    </w:p>
+    <w:p>
+      <w:pPr/>
+      <w:r>
+        <w:rPr>
+          <w:lang w:val="es_ES" w:bidi="es_ES"/>
+        </w:rPr>
+      </w:r>
+      <w:r>
+        <w:rPr>
+          <w:lang w:val="es_ES" w:bidi="es_ES"/>
+        </w:rPr>
         <w:t xml:space="preserve">Pablo sugiere que desea que Filemón opte por liberar a Onésimo para que pueda servir como ayudante de Pablo (también </w:t>
       </w:r>
       <w:hyperlink r:id="rId30">
         <w:r>
+          <w:rPr>
+            <w:lang w:val="es_ES" w:bidi="es_ES"/>
+          </w:rPr>
           <w:rPr>
             <w:color w:val="0000EE"/>
             <w:u w:val="single"/>
@@ -623,10 +1183,16 @@
         </w:r>
       </w:hyperlink>
       <w:r>
+        <w:rPr>
+          <w:lang w:val="es_ES" w:bidi="es_ES"/>
+        </w:rPr>
         <w:t>). La vida cristiana es una respuesta voluntaria a la gracia de Dios (</w:t>
       </w:r>
       <w:hyperlink r:id="rId31">
         <w:r>
+          <w:rPr>
+            <w:lang w:val="es_ES" w:bidi="es_ES"/>
+          </w:rPr>
           <w:rPr>
             <w:color w:val="0000EE"/>
             <w:u w:val="single"/>
@@ -635,10 +1201,16 @@
         </w:r>
       </w:hyperlink>
       <w:r>
+        <w:rPr>
+          <w:lang w:val="es_ES" w:bidi="es_ES"/>
+        </w:rPr>
         <w:t xml:space="preserve"> </w:t>
       </w:r>
       <w:hyperlink r:id="rId32">
         <w:r>
+          <w:rPr>
+            <w:lang w:val="es_ES" w:bidi="es_ES"/>
+          </w:rPr>
           <w:rPr>
             <w:color w:val="0000EE"/>
             <w:u w:val="single"/>
@@ -647,10 +1219,16 @@
         </w:r>
       </w:hyperlink>
       <w:r>
+        <w:rPr>
+          <w:lang w:val="es_ES" w:bidi="es_ES"/>
+        </w:rPr>
         <w:t xml:space="preserve"> </w:t>
       </w:r>
       <w:hyperlink r:id="rId33">
         <w:r>
+          <w:rPr>
+            <w:lang w:val="es_ES" w:bidi="es_ES"/>
+          </w:rPr>
           <w:rPr>
             <w:color w:val="0000EE"/>
             <w:u w:val="single"/>
@@ -659,123 +1237,269 @@
         </w:r>
       </w:hyperlink>
       <w:r>
+        <w:rPr>
+          <w:lang w:val="es_ES" w:bidi="es_ES"/>
+        </w:rPr>
         <w:t>).</w:t>
       </w:r>
-      <w:r/>
-      <w:r/>
-    </w:p>
-    <w:p>
-      <w:r/>
+      <w:r>
+        <w:rPr>
+          <w:lang w:val="es_ES" w:bidi="es_ES"/>
+        </w:rPr>
+      </w:r>
+      <w:r>
+        <w:rPr>
+          <w:lang w:val="es_ES" w:bidi="es_ES"/>
+        </w:rPr>
+      </w:r>
+    </w:p>
+    <w:p>
+      <w:pPr/>
+      <w:r>
+        <w:rPr>
+          <w:lang w:val="es_ES" w:bidi="es_ES"/>
+        </w:rPr>
+      </w:r>
     </w:p>
     <w:p>
       <w:pPr>
         <w:pStyle w:val="Heading2"/>
       </w:pPr>
       <w:r>
+        <w:rPr>
+          <w:lang w:val="es_ES" w:bidi="es_ES"/>
+        </w:rPr>
         <w:t>Filemón 1:15</w:t>
       </w:r>
-      <w:r/>
-    </w:p>
-    <w:p>
-      <w:r/>
-      <w:r>
+      <w:r>
+        <w:rPr>
+          <w:lang w:val="es_ES" w:bidi="es_ES"/>
+        </w:rPr>
+      </w:r>
+    </w:p>
+    <w:p>
+      <w:pPr/>
+      <w:r>
+        <w:rPr>
+          <w:lang w:val="es_ES" w:bidi="es_ES"/>
+        </w:rPr>
+      </w:r>
+      <w:r>
+        <w:rPr>
+          <w:lang w:val="es_ES" w:bidi="es_ES"/>
+        </w:rPr>
         <w:t>Perdiste a Onésimo (literalmente "</w:t>
       </w:r>
       <w:r>
+        <w:rPr>
+          <w:lang w:val="es_ES" w:bidi="es_ES"/>
+        </w:rPr>
         <w:t>se ha apartado de ti"</w:t>
       </w:r>
       <w:r>
+        <w:rPr>
+          <w:lang w:val="es_ES" w:bidi="es_ES"/>
+        </w:rPr>
         <w:t>): esto podría ser un eufemismo para indicar que escapó, evitando mencionar directamente la ofensa de Onésimo. • "</w:t>
       </w:r>
       <w:r>
+        <w:rPr>
+          <w:lang w:val="es_ES" w:bidi="es_ES"/>
+        </w:rPr>
         <w:t>para que le recibieses para siempre"</w:t>
       </w:r>
       <w:r>
+        <w:rPr>
+          <w:lang w:val="es_ES" w:bidi="es_ES"/>
+        </w:rPr>
         <w:t>: se sugiere que Dios dispuso providencialmente los eventos para llevar a la salvación de Onésimo.</w:t>
       </w:r>
-      <w:r/>
-      <w:r/>
-    </w:p>
-    <w:p>
-      <w:r/>
+      <w:r>
+        <w:rPr>
+          <w:lang w:val="es_ES" w:bidi="es_ES"/>
+        </w:rPr>
+      </w:r>
+      <w:r>
+        <w:rPr>
+          <w:lang w:val="es_ES" w:bidi="es_ES"/>
+        </w:rPr>
+      </w:r>
+    </w:p>
+    <w:p>
+      <w:pPr/>
+      <w:r>
+        <w:rPr>
+          <w:lang w:val="es_ES" w:bidi="es_ES"/>
+        </w:rPr>
+      </w:r>
     </w:p>
     <w:p>
       <w:pPr>
         <w:pStyle w:val="Heading2"/>
       </w:pPr>
       <w:r>
+        <w:rPr>
+          <w:lang w:val="es_ES" w:bidi="es_ES"/>
+        </w:rPr>
         <w:t>Filemón 1:16</w:t>
       </w:r>
-      <w:r/>
-    </w:p>
-    <w:p>
-      <w:r/>
-      <w:r>
+      <w:r>
+        <w:rPr>
+          <w:lang w:val="es_ES" w:bidi="es_ES"/>
+        </w:rPr>
+      </w:r>
+    </w:p>
+    <w:p>
+      <w:pPr/>
+      <w:r>
+        <w:rPr>
+          <w:lang w:val="es_ES" w:bidi="es_ES"/>
+        </w:rPr>
+      </w:r>
+      <w:r>
+        <w:rPr>
+          <w:lang w:val="es_ES" w:bidi="es_ES"/>
+        </w:rPr>
         <w:t>Aunque Onésimo seguía siendo legalmente el esclavo de Filemón</w:t>
       </w:r>
       <w:r>
         <w:rPr>
           <w:i/>
+          <w:lang w:val="es_ES" w:bidi="es_ES"/>
         </w:rPr>
         <w:t>,</w:t>
       </w:r>
       <w:r>
+        <w:rPr>
+          <w:lang w:val="es_ES" w:bidi="es_ES"/>
+        </w:rPr>
         <w:t xml:space="preserve"> Filemón debía considerarlo como un hermano amado y comprometerse con su bienestar. • "</w:t>
       </w:r>
       <w:r>
+        <w:rPr>
+          <w:lang w:val="es_ES" w:bidi="es_ES"/>
+        </w:rPr>
         <w:t>No ya como siervo, antes más que siervo, como hermano amado"</w:t>
       </w:r>
       <w:r>
+        <w:rPr>
+          <w:lang w:val="es_ES" w:bidi="es_ES"/>
+        </w:rPr>
         <w:t>: La hermandad en Cristo debía ahora transformar toda su relación en ambos ámbitos, el natural y el espiritual.</w:t>
       </w:r>
-      <w:r/>
-      <w:r/>
-    </w:p>
-    <w:p>
-      <w:r/>
+      <w:r>
+        <w:rPr>
+          <w:lang w:val="es_ES" w:bidi="es_ES"/>
+        </w:rPr>
+      </w:r>
+      <w:r>
+        <w:rPr>
+          <w:lang w:val="es_ES" w:bidi="es_ES"/>
+        </w:rPr>
+      </w:r>
+    </w:p>
+    <w:p>
+      <w:pPr/>
+      <w:r>
+        <w:rPr>
+          <w:lang w:val="es_ES" w:bidi="es_ES"/>
+        </w:rPr>
+      </w:r>
     </w:p>
     <w:p>
       <w:pPr>
         <w:pStyle w:val="Heading2"/>
       </w:pPr>
       <w:r>
+        <w:rPr>
+          <w:lang w:val="es_ES" w:bidi="es_ES"/>
+        </w:rPr>
         <w:t>Filemón 1:18</w:t>
       </w:r>
-      <w:r/>
-    </w:p>
-    <w:p>
-      <w:r/>
-      <w:r>
+      <w:r>
+        <w:rPr>
+          <w:lang w:val="es_ES" w:bidi="es_ES"/>
+        </w:rPr>
+      </w:r>
+    </w:p>
+    <w:p>
+      <w:pPr/>
+      <w:r>
+        <w:rPr>
+          <w:lang w:val="es_ES" w:bidi="es_ES"/>
+        </w:rPr>
+      </w:r>
+      <w:r>
+        <w:rPr>
+          <w:lang w:val="es_ES" w:bidi="es_ES"/>
+        </w:rPr>
         <w:t>Onésimo podría haber robado algunas cosas de la casa de Filemón o tener una deuda pendiente cuando se escapó.</w:t>
       </w:r>
-      <w:r/>
-      <w:r/>
-    </w:p>
-    <w:p>
-      <w:r/>
+      <w:r>
+        <w:rPr>
+          <w:lang w:val="es_ES" w:bidi="es_ES"/>
+        </w:rPr>
+      </w:r>
+      <w:r>
+        <w:rPr>
+          <w:lang w:val="es_ES" w:bidi="es_ES"/>
+        </w:rPr>
+      </w:r>
+    </w:p>
+    <w:p>
+      <w:pPr/>
+      <w:r>
+        <w:rPr>
+          <w:lang w:val="es_ES" w:bidi="es_ES"/>
+        </w:rPr>
+      </w:r>
     </w:p>
     <w:p>
       <w:pPr>
         <w:pStyle w:val="Heading2"/>
       </w:pPr>
       <w:r>
+        <w:rPr>
+          <w:lang w:val="es_ES" w:bidi="es_ES"/>
+        </w:rPr>
         <w:t>Filemón 1:19</w:t>
       </w:r>
-      <w:r/>
-    </w:p>
-    <w:p>
-      <w:r/>
-      <w:r>
+      <w:r>
+        <w:rPr>
+          <w:lang w:val="es_ES" w:bidi="es_ES"/>
+        </w:rPr>
+      </w:r>
+    </w:p>
+    <w:p>
+      <w:pPr/>
+      <w:r>
+        <w:rPr>
+          <w:lang w:val="es_ES" w:bidi="es_ES"/>
+        </w:rPr>
+      </w:r>
+      <w:r>
+        <w:rPr>
+          <w:lang w:val="es_ES" w:bidi="es_ES"/>
+        </w:rPr>
         <w:t>Pablo respalda su promesa con su firma. Normalmente, dictaba sus cartas a un secretario; en ocasiones, como aquí, escribía algo de su puño y letra. • "</w:t>
       </w:r>
       <w:r>
+        <w:rPr>
+          <w:lang w:val="es_ES" w:bidi="es_ES"/>
+        </w:rPr>
         <w:t>aun á ti mismo"</w:t>
       </w:r>
       <w:r>
+        <w:rPr>
+          <w:lang w:val="es_ES" w:bidi="es_ES"/>
+        </w:rPr>
         <w:t xml:space="preserve">: es decir, su salvación. Filemón le debía a Pablo mucho más de lo que Onésimo pudiera haberle debido a él. No está claro si esto significa que Filemón se convirtió directa o indirectamente a través de la predicación de Pablo (cp. </w:t>
       </w:r>
       <w:hyperlink r:id="rId34">
         <w:r>
+          <w:rPr>
+            <w:lang w:val="es_ES" w:bidi="es_ES"/>
+          </w:rPr>
           <w:rPr>
             <w:color w:val="0000EE"/>
             <w:u w:val="single"/>
@@ -784,51 +1508,96 @@
         </w:r>
       </w:hyperlink>
       <w:r>
+        <w:rPr>
+          <w:lang w:val="es_ES" w:bidi="es_ES"/>
+        </w:rPr>
         <w:t>).</w:t>
       </w:r>
-      <w:r/>
-      <w:r/>
-    </w:p>
-    <w:p>
-      <w:r/>
+      <w:r>
+        <w:rPr>
+          <w:lang w:val="es_ES" w:bidi="es_ES"/>
+        </w:rPr>
+      </w:r>
+      <w:r>
+        <w:rPr>
+          <w:lang w:val="es_ES" w:bidi="es_ES"/>
+        </w:rPr>
+      </w:r>
+    </w:p>
+    <w:p>
+      <w:pPr/>
+      <w:r>
+        <w:rPr>
+          <w:lang w:val="es_ES" w:bidi="es_ES"/>
+        </w:rPr>
+      </w:r>
     </w:p>
     <w:p>
       <w:pPr>
         <w:pStyle w:val="Heading2"/>
       </w:pPr>
       <w:r>
+        <w:rPr>
+          <w:lang w:val="es_ES" w:bidi="es_ES"/>
+        </w:rPr>
         <w:t>Filemón 1:20</w:t>
       </w:r>
-      <w:r/>
-    </w:p>
-    <w:p>
-      <w:r/>
-      <w:r>
+      <w:r>
+        <w:rPr>
+          <w:lang w:val="es_ES" w:bidi="es_ES"/>
+        </w:rPr>
+      </w:r>
+    </w:p>
+    <w:p>
+      <w:pPr/>
+      <w:r>
+        <w:rPr>
+          <w:lang w:val="es_ES" w:bidi="es_ES"/>
+        </w:rPr>
+      </w:r>
+      <w:r>
+        <w:rPr>
+          <w:lang w:val="es_ES" w:bidi="es_ES"/>
+        </w:rPr>
         <w:t>Hazme este favor: O "</w:t>
       </w:r>
       <w:r>
+        <w:rPr>
+          <w:lang w:val="es_ES" w:bidi="es_ES"/>
+        </w:rPr>
         <w:t>góceme yo de ti"</w:t>
       </w:r>
       <w:r>
         <w:rPr>
           <w:i/>
+          <w:lang w:val="es_ES" w:bidi="es_ES"/>
         </w:rPr>
         <w:t>;</w:t>
       </w:r>
       <w:r>
+        <w:rPr>
+          <w:lang w:val="es_ES" w:bidi="es_ES"/>
+        </w:rPr>
         <w:t xml:space="preserve"> el término griego </w:t>
       </w:r>
       <w:r>
         <w:rPr>
           <w:i/>
+          <w:lang w:val="es_ES" w:bidi="es_ES"/>
         </w:rPr>
         <w:t>onaimēn</w:t>
       </w:r>
       <w:r>
+        <w:rPr>
+          <w:lang w:val="es_ES" w:bidi="es_ES"/>
+        </w:rPr>
         <w:t xml:space="preserve"> (“favor, beneficio”) podría ser un juego de palabras con el nombre Onésimo, que puede significar “beneficioso” (cp. </w:t>
       </w:r>
       <w:hyperlink r:id="rId35">
         <w:r>
+          <w:rPr>
+            <w:lang w:val="es_ES" w:bidi="es_ES"/>
+          </w:rPr>
           <w:rPr>
             <w:color w:val="0000EE"/>
             <w:u w:val="single"/>
@@ -837,33 +1606,70 @@
         </w:r>
       </w:hyperlink>
       <w:r>
+        <w:rPr>
+          <w:lang w:val="es_ES" w:bidi="es_ES"/>
+        </w:rPr>
         <w:t>).</w:t>
       </w:r>
-      <w:r/>
-      <w:r/>
-    </w:p>
-    <w:p>
-      <w:r/>
+      <w:r>
+        <w:rPr>
+          <w:lang w:val="es_ES" w:bidi="es_ES"/>
+        </w:rPr>
+      </w:r>
+      <w:r>
+        <w:rPr>
+          <w:lang w:val="es_ES" w:bidi="es_ES"/>
+        </w:rPr>
+      </w:r>
+    </w:p>
+    <w:p>
+      <w:pPr/>
+      <w:r>
+        <w:rPr>
+          <w:lang w:val="es_ES" w:bidi="es_ES"/>
+        </w:rPr>
+      </w:r>
     </w:p>
     <w:p>
       <w:pPr>
         <w:pStyle w:val="Heading2"/>
       </w:pPr>
       <w:r>
+        <w:rPr>
+          <w:lang w:val="es_ES" w:bidi="es_ES"/>
+        </w:rPr>
         <w:t>Filemón 1:21</w:t>
       </w:r>
-      <w:r/>
-    </w:p>
-    <w:p>
-      <w:r/>
-      <w:r>
+      <w:r>
+        <w:rPr>
+          <w:lang w:val="es_ES" w:bidi="es_ES"/>
+        </w:rPr>
+      </w:r>
+    </w:p>
+    <w:p>
+      <w:pPr/>
+      <w:r>
+        <w:rPr>
+          <w:lang w:val="es_ES" w:bidi="es_ES"/>
+        </w:rPr>
+      </w:r>
+      <w:r>
+        <w:rPr>
+          <w:lang w:val="es_ES" w:bidi="es_ES"/>
+        </w:rPr>
         <w:t>"que aun harás más"</w:t>
       </w:r>
       <w:r>
+        <w:rPr>
+          <w:lang w:val="es_ES" w:bidi="es_ES"/>
+        </w:rPr>
         <w:t xml:space="preserve">: Pablo podría estar insinuando que le gustaría ver a Onésimo liberado (cp. </w:t>
       </w:r>
       <w:hyperlink r:id="rId36">
         <w:r>
+          <w:rPr>
+            <w:lang w:val="es_ES" w:bidi="es_ES"/>
+          </w:rPr>
           <w:rPr>
             <w:color w:val="0000EE"/>
             <w:u w:val="single"/>
@@ -872,50 +1678,112 @@
         </w:r>
       </w:hyperlink>
       <w:r>
+        <w:rPr>
+          <w:lang w:val="es_ES" w:bidi="es_ES"/>
+        </w:rPr>
         <w:t>), o simplemente podría estar expresando su confianza en la bondad de Filemón.</w:t>
       </w:r>
-      <w:r/>
-      <w:r/>
-    </w:p>
-    <w:p>
-      <w:r/>
+      <w:r>
+        <w:rPr>
+          <w:lang w:val="es_ES" w:bidi="es_ES"/>
+        </w:rPr>
+      </w:r>
+      <w:r>
+        <w:rPr>
+          <w:lang w:val="es_ES" w:bidi="es_ES"/>
+        </w:rPr>
+      </w:r>
+    </w:p>
+    <w:p>
+      <w:pPr/>
+      <w:r>
+        <w:rPr>
+          <w:lang w:val="es_ES" w:bidi="es_ES"/>
+        </w:rPr>
+      </w:r>
     </w:p>
     <w:p>
       <w:pPr>
         <w:pStyle w:val="Heading2"/>
       </w:pPr>
       <w:r>
+        <w:rPr>
+          <w:lang w:val="es_ES" w:bidi="es_ES"/>
+        </w:rPr>
         <w:t>Filemón 1:22</w:t>
       </w:r>
-      <w:r/>
-    </w:p>
-    <w:p>
-      <w:r/>
-      <w:r>
+      <w:r>
+        <w:rPr>
+          <w:lang w:val="es_ES" w:bidi="es_ES"/>
+        </w:rPr>
+      </w:r>
+    </w:p>
+    <w:p>
+      <w:pPr/>
+      <w:r>
+        <w:rPr>
+          <w:lang w:val="es_ES" w:bidi="es_ES"/>
+        </w:rPr>
+      </w:r>
+      <w:r>
+        <w:rPr>
+          <w:lang w:val="es_ES" w:bidi="es_ES"/>
+        </w:rPr>
         <w:t>La solicitud de Pablo para una habitación de invitados en anticipación de su visita refuerza su petición de que Filemón trate a Onésimo con amabilidad. Al llegar, Pablo podría observar cómo había sido tratado Onésimo.</w:t>
       </w:r>
-      <w:r/>
-      <w:r/>
-    </w:p>
-    <w:p>
-      <w:r/>
+      <w:r>
+        <w:rPr>
+          <w:lang w:val="es_ES" w:bidi="es_ES"/>
+        </w:rPr>
+      </w:r>
+      <w:r>
+        <w:rPr>
+          <w:lang w:val="es_ES" w:bidi="es_ES"/>
+        </w:rPr>
+      </w:r>
+    </w:p>
+    <w:p>
+      <w:pPr/>
+      <w:r>
+        <w:rPr>
+          <w:lang w:val="es_ES" w:bidi="es_ES"/>
+        </w:rPr>
+      </w:r>
     </w:p>
     <w:p>
       <w:pPr>
         <w:pStyle w:val="Heading2"/>
       </w:pPr>
       <w:r>
+        <w:rPr>
+          <w:lang w:val="es_ES" w:bidi="es_ES"/>
+        </w:rPr>
         <w:t>Filemón 1:23</w:t>
       </w:r>
-      <w:r/>
-    </w:p>
-    <w:p>
-      <w:r/>
-      <w:r>
+      <w:r>
+        <w:rPr>
+          <w:lang w:val="es_ES" w:bidi="es_ES"/>
+        </w:rPr>
+      </w:r>
+    </w:p>
+    <w:p>
+      <w:pPr/>
+      <w:r>
+        <w:rPr>
+          <w:lang w:val="es_ES" w:bidi="es_ES"/>
+        </w:rPr>
+      </w:r>
+      <w:r>
+        <w:rPr>
+          <w:lang w:val="es_ES" w:bidi="es_ES"/>
+        </w:rPr>
         <w:t>Epafras era un nativo de Colosas que fue el primero en llevar las buenas nuevas a Filemón y su familia (</w:t>
       </w:r>
       <w:hyperlink r:id="rId34">
         <w:r>
+          <w:rPr>
+            <w:lang w:val="es_ES" w:bidi="es_ES"/>
+          </w:rPr>
           <w:rPr>
             <w:color w:val="0000EE"/>
             <w:u w:val="single"/>
@@ -924,10 +1792,16 @@
         </w:r>
       </w:hyperlink>
       <w:r>
+        <w:rPr>
+          <w:lang w:val="es_ES" w:bidi="es_ES"/>
+        </w:rPr>
         <w:t xml:space="preserve"> </w:t>
       </w:r>
       <w:hyperlink r:id="rId37">
         <w:r>
+          <w:rPr>
+            <w:lang w:val="es_ES" w:bidi="es_ES"/>
+          </w:rPr>
           <w:rPr>
             <w:color w:val="0000EE"/>
             <w:u w:val="single"/>
@@ -936,30 +1810,64 @@
         </w:r>
       </w:hyperlink>
       <w:r>
+        <w:rPr>
+          <w:lang w:val="es_ES" w:bidi="es_ES"/>
+        </w:rPr>
         <w:t>).</w:t>
       </w:r>
-      <w:r/>
-      <w:r/>
-    </w:p>
-    <w:p>
-      <w:r/>
+      <w:r>
+        <w:rPr>
+          <w:lang w:val="es_ES" w:bidi="es_ES"/>
+        </w:rPr>
+      </w:r>
+      <w:r>
+        <w:rPr>
+          <w:lang w:val="es_ES" w:bidi="es_ES"/>
+        </w:rPr>
+      </w:r>
+    </w:p>
+    <w:p>
+      <w:pPr/>
+      <w:r>
+        <w:rPr>
+          <w:lang w:val="es_ES" w:bidi="es_ES"/>
+        </w:rPr>
+      </w:r>
     </w:p>
     <w:p>
       <w:pPr>
         <w:pStyle w:val="Heading2"/>
       </w:pPr>
       <w:r>
+        <w:rPr>
+          <w:lang w:val="es_ES" w:bidi="es_ES"/>
+        </w:rPr>
         <w:t>Filemón 1:23–25</w:t>
       </w:r>
-      <w:r/>
-    </w:p>
-    <w:p>
-      <w:r/>
-      <w:r>
+      <w:r>
+        <w:rPr>
+          <w:lang w:val="es_ES" w:bidi="es_ES"/>
+        </w:rPr>
+      </w:r>
+    </w:p>
+    <w:p>
+      <w:pPr/>
+      <w:r>
+        <w:rPr>
+          <w:lang w:val="es_ES" w:bidi="es_ES"/>
+        </w:rPr>
+      </w:r>
+      <w:r>
+        <w:rPr>
+          <w:lang w:val="es_ES" w:bidi="es_ES"/>
+        </w:rPr>
         <w:t xml:space="preserve">Pablo suele cerrar sus cartas con saludos de otros y una bendición. Cp. </w:t>
       </w:r>
       <w:hyperlink r:id="rId38">
         <w:r>
+          <w:rPr>
+            <w:lang w:val="es_ES" w:bidi="es_ES"/>
+          </w:rPr>
           <w:rPr>
             <w:color w:val="0000EE"/>
             <w:u w:val="single"/>
@@ -968,30 +1876,64 @@
         </w:r>
       </w:hyperlink>
       <w:r>
+        <w:rPr>
+          <w:lang w:val="es_ES" w:bidi="es_ES"/>
+        </w:rPr>
         <w:t>. Las cartas de Pablo a los Colosenses y a Filemón probablemente fueron llevadas a Colosas al mismo tiempo por Tíquico y Onésimo.</w:t>
       </w:r>
-      <w:r/>
-      <w:r/>
-    </w:p>
-    <w:p>
-      <w:r/>
+      <w:r>
+        <w:rPr>
+          <w:lang w:val="es_ES" w:bidi="es_ES"/>
+        </w:rPr>
+      </w:r>
+      <w:r>
+        <w:rPr>
+          <w:lang w:val="es_ES" w:bidi="es_ES"/>
+        </w:rPr>
+      </w:r>
+    </w:p>
+    <w:p>
+      <w:pPr/>
+      <w:r>
+        <w:rPr>
+          <w:lang w:val="es_ES" w:bidi="es_ES"/>
+        </w:rPr>
+      </w:r>
     </w:p>
     <w:p>
       <w:pPr>
         <w:pStyle w:val="Heading2"/>
       </w:pPr>
       <w:r>
+        <w:rPr>
+          <w:lang w:val="es_ES" w:bidi="es_ES"/>
+        </w:rPr>
         <w:t>Filemón 1:24</w:t>
       </w:r>
-      <w:r/>
-    </w:p>
-    <w:p>
-      <w:r/>
-      <w:r>
+      <w:r>
+        <w:rPr>
+          <w:lang w:val="es_ES" w:bidi="es_ES"/>
+        </w:rPr>
+      </w:r>
+    </w:p>
+    <w:p>
+      <w:pPr/>
+      <w:r>
+        <w:rPr>
+          <w:lang w:val="es_ES" w:bidi="es_ES"/>
+        </w:rPr>
+      </w:r>
+      <w:r>
+        <w:rPr>
+          <w:lang w:val="es_ES" w:bidi="es_ES"/>
+        </w:rPr>
         <w:t>Estos hombres también se mencionan al final de Colosenses (</w:t>
       </w:r>
       <w:hyperlink r:id="rId39">
         <w:r>
+          <w:rPr>
+            <w:lang w:val="es_ES" w:bidi="es_ES"/>
+          </w:rPr>
           <w:rPr>
             <w:color w:val="0000EE"/>
             <w:u w:val="single"/>
@@ -1000,10 +1942,16 @@
         </w:r>
       </w:hyperlink>
       <w:r>
+        <w:rPr>
+          <w:lang w:val="es_ES" w:bidi="es_ES"/>
+        </w:rPr>
         <w:t xml:space="preserve">, </w:t>
       </w:r>
       <w:hyperlink r:id="rId40">
         <w:r>
+          <w:rPr>
+            <w:lang w:val="es_ES" w:bidi="es_ES"/>
+          </w:rPr>
           <w:rPr>
             <w:color w:val="0000EE"/>
             <w:u w:val="single"/>
@@ -1012,22 +1960,40 @@
         </w:r>
       </w:hyperlink>
       <w:r>
+        <w:rPr>
+          <w:lang w:val="es_ES" w:bidi="es_ES"/>
+        </w:rPr>
         <w:t>). • "</w:t>
       </w:r>
       <w:r>
+        <w:rPr>
+          <w:lang w:val="es_ES" w:bidi="es_ES"/>
+        </w:rPr>
         <w:t>mis cooperadores"</w:t>
       </w:r>
       <w:r>
+        <w:rPr>
+          <w:lang w:val="es_ES" w:bidi="es_ES"/>
+        </w:rPr>
         <w:t>: ayudaron a Pablo a difundir la buena nueva. • "Marcos": ver perfil de “</w:t>
       </w:r>
       <w:r>
+        <w:rPr>
+          <w:lang w:val="es_ES" w:bidi="es_ES"/>
+        </w:rPr>
         <w:t>Juan Marcos</w:t>
       </w:r>
       <w:r>
+        <w:rPr>
+          <w:lang w:val="es_ES" w:bidi="es_ES"/>
+        </w:rPr>
         <w:t>”. • "Aristarco" fue un asociado fiel de Pablo durante muchos años (</w:t>
       </w:r>
       <w:hyperlink r:id="rId41">
         <w:r>
+          <w:rPr>
+            <w:lang w:val="es_ES" w:bidi="es_ES"/>
+          </w:rPr>
           <w:rPr>
             <w:color w:val="0000EE"/>
             <w:u w:val="single"/>
@@ -1036,10 +2002,16 @@
         </w:r>
       </w:hyperlink>
       <w:r>
+        <w:rPr>
+          <w:lang w:val="es_ES" w:bidi="es_ES"/>
+        </w:rPr>
         <w:t xml:space="preserve"> </w:t>
       </w:r>
       <w:hyperlink r:id="rId42">
         <w:r>
+          <w:rPr>
+            <w:lang w:val="es_ES" w:bidi="es_ES"/>
+          </w:rPr>
           <w:rPr>
             <w:color w:val="0000EE"/>
             <w:u w:val="single"/>
@@ -1048,10 +2020,16 @@
         </w:r>
       </w:hyperlink>
       <w:r>
+        <w:rPr>
+          <w:lang w:val="es_ES" w:bidi="es_ES"/>
+        </w:rPr>
         <w:t xml:space="preserve"> </w:t>
       </w:r>
       <w:hyperlink r:id="rId43">
         <w:r>
+          <w:rPr>
+            <w:lang w:val="es_ES" w:bidi="es_ES"/>
+          </w:rPr>
           <w:rPr>
             <w:color w:val="0000EE"/>
             <w:u w:val="single"/>
@@ -1060,10 +2038,16 @@
         </w:r>
       </w:hyperlink>
       <w:r>
+        <w:rPr>
+          <w:lang w:val="es_ES" w:bidi="es_ES"/>
+        </w:rPr>
         <w:t>). • "Demas": fue un colaborador que luego abandonó a Pablo (</w:t>
       </w:r>
       <w:hyperlink r:id="rId44">
         <w:r>
+          <w:rPr>
+            <w:lang w:val="es_ES" w:bidi="es_ES"/>
+          </w:rPr>
           <w:rPr>
             <w:color w:val="0000EE"/>
             <w:u w:val="single"/>
@@ -1072,16 +2056,33 @@
         </w:r>
       </w:hyperlink>
       <w:r>
+        <w:rPr>
+          <w:lang w:val="es_ES" w:bidi="es_ES"/>
+        </w:rPr>
         <w:t>). • "Lucas": ver perfil de “</w:t>
       </w:r>
       <w:r>
+        <w:rPr>
+          <w:lang w:val="es_ES" w:bidi="es_ES"/>
+        </w:rPr>
         <w:t>Lucas</w:t>
       </w:r>
       <w:r>
+        <w:rPr>
+          <w:lang w:val="es_ES" w:bidi="es_ES"/>
+        </w:rPr>
         <w:t>”.</w:t>
       </w:r>
-      <w:r/>
-      <w:r/>
+      <w:r>
+        <w:rPr>
+          <w:lang w:val="es_ES" w:bidi="es_ES"/>
+        </w:rPr>
+      </w:r>
+      <w:r>
+        <w:rPr>
+          <w:lang w:val="es_ES" w:bidi="es_ES"/>
+        </w:rPr>
+      </w:r>
     </w:p>
     <w:sectPr>
       <w:footnotePr>
@@ -2983,7 +3984,7 @@
     <w:rPrDefault>
       <w:rPr>
         <w:rFonts w:ascii="Times New Roman" w:eastAsia="Times New Roman" w:hAnsi="Times New Roman" w:cs="Times New Roman"/>
-        <w:lang w:val="en-US" w:eastAsia="en-US" w:bidi="ar-SA"/>
+        <w:lang w:val="es_ES" w:eastAsia="en-US" w:bidi="ar-SA"/>
       </w:rPr>
     </w:rPrDefault>
     <w:pPrDefault/>

--- a/spa/docx/57.content.docx
+++ b/spa/docx/57.content.docx
@@ -28,22 +28,6 @@
       </w:r>
     </w:p>
     <w:p>
-      <w:pPr>
-        <w:pStyle w:val="Heading2"/>
-      </w:pPr>
-      <w:r>
-        <w:rPr>
-          <w:lang w:val="es_ES" w:bidi="es_ES"/>
-        </w:rPr>
-        <w:t>License Information</w:t>
-      </w:r>
-      <w:r>
-        <w:rPr>
-          <w:lang w:val="es_ES" w:bidi="es_ES"/>
-        </w:rPr>
-      </w:r>
-    </w:p>
-    <w:p>
       <w:pPr/>
       <w:r>
         <w:rPr>
@@ -55,19 +39,21 @@
           <w:b/>
           <w:lang w:val="es_ES" w:bidi="es_ES"/>
         </w:rPr>
-        <w:t>Notas de Estudio (Tyndale)</w:t>
-      </w:r>
-      <w:r>
-        <w:rPr>
-          <w:lang w:val="es_ES" w:bidi="es_ES"/>
-        </w:rPr>
-        <w:t xml:space="preserve"> (Spanish) is based on</w:t>
-      </w:r>
-      <w:r>
-        <w:rPr>
-          <w:lang w:val="es_ES" w:bidi="es_ES"/>
-        </w:rPr>
-        <w:t xml:space="preserve">: </w:t>
+        <w:t>Aquifer Open Study Notes</w:t>
+      </w:r>
+    </w:p>
+    <w:p>
+      <w:pPr/>
+      <w:r>
+        <w:rPr>
+          <w:lang w:val="es_ES" w:bidi="es_ES"/>
+        </w:rPr>
+      </w:r>
+      <w:r>
+        <w:rPr>
+          <w:lang w:val="es_ES" w:bidi="es_ES"/>
+        </w:rPr>
+        <w:t xml:space="preserve">This work is an adaptation of </w:t>
       </w:r>
       <w:r>
         <w:rPr>
@@ -79,48 +65,19 @@
         <w:rPr>
           <w:lang w:val="es_ES" w:bidi="es_ES"/>
         </w:rPr>
-        <w:t xml:space="preserve">, </w:t>
-      </w:r>
-      <w:hyperlink r:id="rId13">
-        <w:r>
-          <w:rPr>
-            <w:lang w:val="es_ES" w:bidi="es_ES"/>
-          </w:rPr>
-          <w:rPr>
-            <w:color w:val="0000EE"/>
-            <w:u w:val="single"/>
-          </w:rPr>
-          <w:t>Tyndale House Publishers</w:t>
-        </w:r>
-      </w:hyperlink>
-      <w:r>
-        <w:rPr>
-          <w:lang w:val="es_ES" w:bidi="es_ES"/>
-        </w:rPr>
-        <w:t xml:space="preserve">, 2019, which is licensed under a </w:t>
-      </w:r>
-      <w:hyperlink r:id="rId14">
-        <w:r>
-          <w:rPr>
-            <w:lang w:val="es_ES" w:bidi="es_ES"/>
-          </w:rPr>
-          <w:rPr>
-            <w:color w:val="0000EE"/>
-            <w:u w:val="single"/>
-          </w:rPr>
-          <w:t>CC BY-SA 4.0 license</w:t>
-        </w:r>
-      </w:hyperlink>
-      <w:r>
-        <w:rPr>
-          <w:lang w:val="es_ES" w:bidi="es_ES"/>
-        </w:rPr>
-        <w:t>.</w:t>
-      </w:r>
-      <w:r>
-        <w:rPr>
-          <w:lang w:val="es_ES" w:bidi="es_ES"/>
-        </w:rPr>
+        <w:t xml:space="preserve"> © 2023 Tyndale House Publishers, licensed under the CC BY-SA 4.0 license. The adaptation, </w:t>
+      </w:r>
+      <w:r>
+        <w:rPr>
+          <w:lang w:val="es_ES" w:bidi="es_ES"/>
+        </w:rPr>
+        <w:t>Aquifer Open Study Notes</w:t>
+      </w:r>
+      <w:r>
+        <w:rPr>
+          <w:lang w:val="es_ES" w:bidi="es_ES"/>
+        </w:rPr>
+        <w:t>, was created by Mission Mutual and is also licensed under CC BY-SA 4.0.</w:t>
       </w:r>
     </w:p>
     <w:p>
@@ -134,7 +91,7 @@
         <w:rPr>
           <w:lang w:val="es_ES" w:bidi="es_ES"/>
         </w:rPr>
-        <w:t>This PDF version is provided under the same license.</w:t>
+        <w:t>This resource has been adapted into multiple languages, including English, Tok Pisin, Arabic (عربي), French (Français), Hindi (हिंदी), Indonesian (Bahasa Indonesia), Portuguese (Português), Russian (Русский), Spanish (Español), Swahili (Kiswahili), and Simplified Chinese (简体中文).</w:t>
       </w:r>
       <w:r>
         <w:rPr>
@@ -440,7 +397,7 @@
         </w:rPr>
         <w:t>: el siervo de Cristo está involucrado en una guerra y debe estar preparado para mantenerse firme ante la oposición (</w:t>
       </w:r>
-      <w:hyperlink r:id="rId15">
+      <w:hyperlink r:id="rId13">
         <w:r>
           <w:rPr>
             <w:lang w:val="es_ES" w:bidi="es_ES"/>
@@ -470,7 +427,7 @@
         </w:rPr>
         <w:t xml:space="preserve"> probablemente era el hijo de Filemón (también mencionado en </w:t>
       </w:r>
-      <w:hyperlink r:id="rId16">
+      <w:hyperlink r:id="rId14">
         <w:r>
           <w:rPr>
             <w:lang w:val="es_ES" w:bidi="es_ES"/>
@@ -488,7 +445,7 @@
         </w:rPr>
         <w:t xml:space="preserve">). • "la iglesia que está en tu casa": los primeros cristianos se reunían en casas privadas (ver también </w:t>
       </w:r>
-      <w:hyperlink r:id="rId17">
+      <w:hyperlink r:id="rId15">
         <w:r>
           <w:rPr>
             <w:lang w:val="es_ES" w:bidi="es_ES"/>
@@ -506,7 +463,7 @@
         </w:rPr>
         <w:t xml:space="preserve"> </w:t>
       </w:r>
-      <w:hyperlink r:id="rId18">
+      <w:hyperlink r:id="rId16">
         <w:r>
           <w:rPr>
             <w:lang w:val="es_ES" w:bidi="es_ES"/>
@@ -524,7 +481,7 @@
         </w:rPr>
         <w:t xml:space="preserve"> </w:t>
       </w:r>
-      <w:hyperlink r:id="rId19">
+      <w:hyperlink r:id="rId17">
         <w:r>
           <w:rPr>
             <w:lang w:val="es_ES" w:bidi="es_ES"/>
@@ -590,7 +547,7 @@
         </w:rPr>
         <w:t xml:space="preserve">"vosotros" es plural, refiriéndose a todos los mencionados en </w:t>
       </w:r>
-      <w:hyperlink r:id="rId20">
+      <w:hyperlink r:id="rId18">
         <w:r>
           <w:rPr>
             <w:lang w:val="es_ES" w:bidi="es_ES"/>
@@ -608,7 +565,7 @@
         </w:rPr>
         <w:t xml:space="preserve">. • "Gracia" y "paz" representan saludos tradicionales griegos y hebreos, respectivamente; ahora se entienden como dones de Dios (cp. </w:t>
       </w:r>
-      <w:hyperlink r:id="rId21">
+      <w:hyperlink r:id="rId19">
         <w:r>
           <w:rPr>
             <w:lang w:val="es_ES" w:bidi="es_ES"/>
@@ -674,7 +631,7 @@
         </w:rPr>
         <w:t>En sus cartas, Pablo generalmente agradece a Dios por la fe y el amor de sus lectores y menciona sus oraciones por ellos (</w:t>
       </w:r>
-      <w:hyperlink r:id="rId22">
+      <w:hyperlink r:id="rId20">
         <w:r>
           <w:rPr>
             <w:lang w:val="es_ES" w:bidi="es_ES"/>
@@ -692,7 +649,7 @@
         </w:rPr>
         <w:t xml:space="preserve"> </w:t>
       </w:r>
-      <w:hyperlink r:id="rId23">
+      <w:hyperlink r:id="rId21">
         <w:r>
           <w:rPr>
             <w:lang w:val="es_ES" w:bidi="es_ES"/>
@@ -710,7 +667,7 @@
         </w:rPr>
         <w:t xml:space="preserve"> </w:t>
       </w:r>
-      <w:hyperlink r:id="rId24">
+      <w:hyperlink r:id="rId22">
         <w:r>
           <w:rPr>
             <w:lang w:val="es_ES" w:bidi="es_ES"/>
@@ -728,7 +685,7 @@
         </w:rPr>
         <w:t xml:space="preserve"> en contraste, </w:t>
       </w:r>
-      <w:hyperlink r:id="rId25">
+      <w:hyperlink r:id="rId23">
         <w:r>
           <w:rPr>
             <w:lang w:val="es_ES" w:bidi="es_ES"/>
@@ -842,7 +799,7 @@
         </w:rPr>
         <w:t xml:space="preserve">Este versículo puede traducirse de varias maneras. Pablo sugiere que Filemón debería ser amable con Onésimo, considerando la bondad de Dios con Filemón (cp. </w:t>
       </w:r>
-      <w:hyperlink r:id="rId26">
+      <w:hyperlink r:id="rId24">
         <w:r>
           <w:rPr>
             <w:lang w:val="es_ES" w:bidi="es_ES"/>
@@ -854,7 +811,7 @@
           <w:t>1:10,</w:t>
         </w:r>
       </w:hyperlink>
-      <w:hyperlink r:id="rId27">
+      <w:hyperlink r:id="rId25">
         <w:r>
           <w:rPr>
             <w:lang w:val="es_ES" w:bidi="es_ES"/>
@@ -924,7 +881,7 @@
         </w:rPr>
         <w:t>El apóstol Pablo solicitó un favor porque Filemón era conocido por ser una persona amable y amorosa (</w:t>
       </w:r>
-      <w:hyperlink r:id="rId28">
+      <w:hyperlink r:id="rId26">
         <w:r>
           <w:rPr>
             <w:lang w:val="es_ES" w:bidi="es_ES"/>
@@ -1104,7 +1061,7 @@
         </w:rPr>
         <w:t xml:space="preserve">: esto podría ser un juego de palabras (cp. </w:t>
       </w:r>
-      <w:hyperlink r:id="rId29">
+      <w:hyperlink r:id="rId27">
         <w:r>
           <w:rPr>
             <w:lang w:val="es_ES" w:bidi="es_ES"/>
@@ -1170,7 +1127,7 @@
         </w:rPr>
         <w:t xml:space="preserve">Pablo sugiere que desea que Filemón opte por liberar a Onésimo para que pueda servir como ayudante de Pablo (también </w:t>
       </w:r>
-      <w:hyperlink r:id="rId30">
+      <w:hyperlink r:id="rId28">
         <w:r>
           <w:rPr>
             <w:lang w:val="es_ES" w:bidi="es_ES"/>
@@ -1188,7 +1145,7 @@
         </w:rPr>
         <w:t>). La vida cristiana es una respuesta voluntaria a la gracia de Dios (</w:t>
       </w:r>
-      <w:hyperlink r:id="rId31">
+      <w:hyperlink r:id="rId29">
         <w:r>
           <w:rPr>
             <w:lang w:val="es_ES" w:bidi="es_ES"/>
@@ -1206,7 +1163,7 @@
         </w:rPr>
         <w:t xml:space="preserve"> </w:t>
       </w:r>
-      <w:hyperlink r:id="rId32">
+      <w:hyperlink r:id="rId30">
         <w:r>
           <w:rPr>
             <w:lang w:val="es_ES" w:bidi="es_ES"/>
@@ -1224,7 +1181,7 @@
         </w:rPr>
         <w:t xml:space="preserve"> </w:t>
       </w:r>
-      <w:hyperlink r:id="rId33">
+      <w:hyperlink r:id="rId31">
         <w:r>
           <w:rPr>
             <w:lang w:val="es_ES" w:bidi="es_ES"/>
@@ -1495,7 +1452,7 @@
         </w:rPr>
         <w:t xml:space="preserve">: es decir, su salvación. Filemón le debía a Pablo mucho más de lo que Onésimo pudiera haberle debido a él. No está claro si esto significa que Filemón se convirtió directa o indirectamente a través de la predicación de Pablo (cp. </w:t>
       </w:r>
-      <w:hyperlink r:id="rId34">
+      <w:hyperlink r:id="rId32">
         <w:r>
           <w:rPr>
             <w:lang w:val="es_ES" w:bidi="es_ES"/>
@@ -1593,7 +1550,7 @@
         </w:rPr>
         <w:t xml:space="preserve"> (“favor, beneficio”) podría ser un juego de palabras con el nombre Onésimo, que puede significar “beneficioso” (cp. </w:t>
       </w:r>
-      <w:hyperlink r:id="rId35">
+      <w:hyperlink r:id="rId33">
         <w:r>
           <w:rPr>
             <w:lang w:val="es_ES" w:bidi="es_ES"/>
@@ -1665,7 +1622,7 @@
         </w:rPr>
         <w:t xml:space="preserve">: Pablo podría estar insinuando que le gustaría ver a Onésimo liberado (cp. </w:t>
       </w:r>
-      <w:hyperlink r:id="rId36">
+      <w:hyperlink r:id="rId34">
         <w:r>
           <w:rPr>
             <w:lang w:val="es_ES" w:bidi="es_ES"/>
@@ -1779,7 +1736,7 @@
         </w:rPr>
         <w:t>Epafras era un nativo de Colosas que fue el primero en llevar las buenas nuevas a Filemón y su familia (</w:t>
       </w:r>
-      <w:hyperlink r:id="rId34">
+      <w:hyperlink r:id="rId32">
         <w:r>
           <w:rPr>
             <w:lang w:val="es_ES" w:bidi="es_ES"/>
@@ -1797,7 +1754,7 @@
         </w:rPr>
         <w:t xml:space="preserve"> </w:t>
       </w:r>
-      <w:hyperlink r:id="rId37">
+      <w:hyperlink r:id="rId35">
         <w:r>
           <w:rPr>
             <w:lang w:val="es_ES" w:bidi="es_ES"/>
@@ -1863,7 +1820,7 @@
         </w:rPr>
         <w:t xml:space="preserve">Pablo suele cerrar sus cartas con saludos de otros y una bendición. Cp. </w:t>
       </w:r>
-      <w:hyperlink r:id="rId38">
+      <w:hyperlink r:id="rId36">
         <w:r>
           <w:rPr>
             <w:lang w:val="es_ES" w:bidi="es_ES"/>
@@ -1929,7 +1886,7 @@
         </w:rPr>
         <w:t>Estos hombres también se mencionan al final de Colosenses (</w:t>
       </w:r>
-      <w:hyperlink r:id="rId39">
+      <w:hyperlink r:id="rId37">
         <w:r>
           <w:rPr>
             <w:lang w:val="es_ES" w:bidi="es_ES"/>
@@ -1947,7 +1904,7 @@
         </w:rPr>
         <w:t xml:space="preserve">, </w:t>
       </w:r>
-      <w:hyperlink r:id="rId40">
+      <w:hyperlink r:id="rId38">
         <w:r>
           <w:rPr>
             <w:lang w:val="es_ES" w:bidi="es_ES"/>
@@ -1989,7 +1946,7 @@
         </w:rPr>
         <w:t>”. • "Aristarco" fue un asociado fiel de Pablo durante muchos años (</w:t>
       </w:r>
-      <w:hyperlink r:id="rId41">
+      <w:hyperlink r:id="rId39">
         <w:r>
           <w:rPr>
             <w:lang w:val="es_ES" w:bidi="es_ES"/>
@@ -2007,7 +1964,7 @@
         </w:rPr>
         <w:t xml:space="preserve"> </w:t>
       </w:r>
-      <w:hyperlink r:id="rId42">
+      <w:hyperlink r:id="rId40">
         <w:r>
           <w:rPr>
             <w:lang w:val="es_ES" w:bidi="es_ES"/>
@@ -2025,7 +1982,7 @@
         </w:rPr>
         <w:t xml:space="preserve"> </w:t>
       </w:r>
-      <w:hyperlink r:id="rId43">
+      <w:hyperlink r:id="rId41">
         <w:r>
           <w:rPr>
             <w:lang w:val="es_ES" w:bidi="es_ES"/>
@@ -2043,7 +2000,7 @@
         </w:rPr>
         <w:t>). • "Demas": fue un colaborador que luego abandonó a Pablo (</w:t>
       </w:r>
-      <w:hyperlink r:id="rId44">
+      <w:hyperlink r:id="rId42">
         <w:r>
           <w:rPr>
             <w:lang w:val="es_ES" w:bidi="es_ES"/>

--- a/spa/docx/57.content.docx
+++ b/spa/docx/57.content.docx
@@ -163,13 +163,6 @@
         <w:rPr>
           <w:lang w:val="es_ES" w:bidi="es_ES"/>
         </w:rPr>
-      </w:r>
-      <w:r>
-        <w:rPr>
-          <w:i/>
-          <w:lang w:val="es_ES" w:bidi="es_ES"/>
-        </w:rPr>
-        <w:t>Filemón 1:1, Filemón 1:1–3, Filemón 1:2, Filemón 1:3, Filemón 1:4–7, Filemón 1:5, Filemón 1:6, Filemón 1:8–9, Filemón 1:10, Filemón 1:11, Filemón 1:13–14, Filemón 1:15, Filemón 1:16, Filemón 1:18, Filemón 1:19, Filemón 1:20, Filemón 1:21, Filemón 1:22, Filemón 1:23, Filemón 1:23–25, Filemón 1:24</w:t>
       </w:r>
       <w:r>
         <w:rPr>

--- a/spa/docx/57.content.docx
+++ b/spa/docx/57.content.docx
@@ -150,19 +150,6 @@
           <w:lang w:val="es_ES" w:bidi="es_ES"/>
         </w:rPr>
         <w:t>PHM</w:t>
-      </w:r>
-      <w:r>
-        <w:rPr>
-          <w:lang w:val="es_ES" w:bidi="es_ES"/>
-        </w:rPr>
-      </w:r>
-    </w:p>
-    <w:p>
-      <w:pPr/>
-      <w:r>
-        <w:rPr>
-          <w:lang w:val="es_ES" w:bidi="es_ES"/>
-        </w:rPr>
       </w:r>
       <w:r>
         <w:rPr>

--- a/spa/docx/57.content.docx
+++ b/spa/docx/57.content.docx
@@ -19,7 +19,7 @@
         <w:rPr>
           <w:lang w:val="es_ES" w:bidi="es_ES"/>
         </w:rPr>
-        <w:t>Resource: Notas de Estudio (Tyndale)</w:t>
+        <w:t>Resource: Tyndale Open Study Notes</w:t>
       </w:r>
       <w:r>
         <w:rPr>
@@ -112,7 +112,7 @@
         <w:rPr>
           <w:lang w:val="es_ES" w:bidi="es_ES"/>
         </w:rPr>
-        <w:t>Notas de Estudio (Tyndale)</w:t>
+        <w:t>Tyndale Open Study Notes</w:t>
       </w:r>
     </w:p>
     <w:p>

--- a/spa/docx/57.content.docx
+++ b/spa/docx/57.content.docx
@@ -19,7 +19,7 @@
         <w:rPr>
           <w:lang w:val="es_ES" w:bidi="es_ES"/>
         </w:rPr>
-        <w:t>Resource: Tyndale Open Study Notes</w:t>
+        <w:t>Resource: Aquifer Open Study Notes</w:t>
       </w:r>
       <w:r>
         <w:rPr>
@@ -112,7 +112,7 @@
         <w:rPr>
           <w:lang w:val="es_ES" w:bidi="es_ES"/>
         </w:rPr>
-        <w:t>Tyndale Open Study Notes</w:t>
+        <w:t>Aquifer Open Study Notes</w:t>
       </w:r>
     </w:p>
     <w:p>

--- a/spa/docx/57.content.docx
+++ b/spa/docx/57.content.docx
@@ -377,18 +377,12 @@
         </w:rPr>
         <w:t>: el siervo de Cristo está involucrado en una guerra y debe estar preparado para mantenerse firme ante la oposición (</w:t>
       </w:r>
-      <w:hyperlink r:id="rId13">
-        <w:r>
-          <w:rPr>
-            <w:lang w:val="es_ES" w:bidi="es_ES"/>
-          </w:rPr>
-          <w:rPr>
-            <w:color w:val="0000EE"/>
-            <w:u w:val="single"/>
-          </w:rPr>
-          <w:t>Ef 6:10–17</w:t>
-        </w:r>
-      </w:hyperlink>
+      <w:r>
+        <w:rPr>
+          <w:lang w:val="es_ES" w:bidi="es_ES"/>
+        </w:rPr>
+        <w:t>Ef 6:10–17</w:t>
+      </w:r>
       <w:r>
         <w:rPr>
           <w:lang w:val="es_ES" w:bidi="es_ES"/>
@@ -407,72 +401,48 @@
         </w:rPr>
         <w:t xml:space="preserve"> probablemente era el hijo de Filemón (también mencionado en </w:t>
       </w:r>
-      <w:hyperlink r:id="rId14">
-        <w:r>
-          <w:rPr>
-            <w:lang w:val="es_ES" w:bidi="es_ES"/>
-          </w:rPr>
-          <w:rPr>
-            <w:color w:val="0000EE"/>
-            <w:u w:val="single"/>
-          </w:rPr>
-          <w:t>Col 4:17</w:t>
-        </w:r>
-      </w:hyperlink>
+      <w:r>
+        <w:rPr>
+          <w:lang w:val="es_ES" w:bidi="es_ES"/>
+        </w:rPr>
+        <w:t>Col 4:17</w:t>
+      </w:r>
       <w:r>
         <w:rPr>
           <w:lang w:val="es_ES" w:bidi="es_ES"/>
         </w:rPr>
         <w:t xml:space="preserve">). • "la iglesia que está en tu casa": los primeros cristianos se reunían en casas privadas (ver también </w:t>
       </w:r>
-      <w:hyperlink r:id="rId15">
-        <w:r>
-          <w:rPr>
-            <w:lang w:val="es_ES" w:bidi="es_ES"/>
-          </w:rPr>
-          <w:rPr>
-            <w:color w:val="0000EE"/>
-            <w:u w:val="single"/>
-          </w:rPr>
-          <w:t>Ro 16:5,</w:t>
-        </w:r>
-      </w:hyperlink>
+      <w:r>
+        <w:rPr>
+          <w:lang w:val="es_ES" w:bidi="es_ES"/>
+        </w:rPr>
+        <w:t>Ro 16:5,</w:t>
+      </w:r>
       <w:r>
         <w:rPr>
           <w:lang w:val="es_ES" w:bidi="es_ES"/>
         </w:rPr>
         <w:t xml:space="preserve"> </w:t>
       </w:r>
-      <w:hyperlink r:id="rId16">
-        <w:r>
-          <w:rPr>
-            <w:lang w:val="es_ES" w:bidi="es_ES"/>
-          </w:rPr>
-          <w:rPr>
-            <w:color w:val="0000EE"/>
-            <w:u w:val="single"/>
-          </w:rPr>
-          <w:t>1 Co 16:19,</w:t>
-        </w:r>
-      </w:hyperlink>
+      <w:r>
+        <w:rPr>
+          <w:lang w:val="es_ES" w:bidi="es_ES"/>
+        </w:rPr>
+        <w:t>1 Co 16:19,</w:t>
+      </w:r>
       <w:r>
         <w:rPr>
           <w:lang w:val="es_ES" w:bidi="es_ES"/>
         </w:rPr>
         <w:t xml:space="preserve"> </w:t>
       </w:r>
-      <w:hyperlink r:id="rId17">
-        <w:r>
-          <w:rPr>
-            <w:lang w:val="es_ES" w:bidi="es_ES"/>
-          </w:rPr>
-          <w:rPr>
-            <w:color w:val="0000EE"/>
-            <w:u w:val="single"/>
-          </w:rPr>
-          <w:t>Col 4:15</w:t>
-        </w:r>
-      </w:hyperlink>
+      <w:r>
+        <w:rPr>
+          <w:lang w:val="es_ES" w:bidi="es_ES"/>
+        </w:rPr>
+        <w:t>Col 4:15</w:t>
+      </w:r>
       <w:r>
         <w:rPr>
           <w:lang w:val="es_ES" w:bidi="es_ES"/>
@@ -527,36 +497,24 @@
         </w:rPr>
         <w:t xml:space="preserve">"vosotros" es plural, refiriéndose a todos los mencionados en </w:t>
       </w:r>
-      <w:hyperlink r:id="rId18">
-        <w:r>
-          <w:rPr>
-            <w:lang w:val="es_ES" w:bidi="es_ES"/>
-          </w:rPr>
-          <w:rPr>
-            <w:color w:val="0000EE"/>
-            <w:u w:val="single"/>
-          </w:rPr>
-          <w:t>1:2</w:t>
-        </w:r>
-      </w:hyperlink>
+      <w:r>
+        <w:rPr>
+          <w:lang w:val="es_ES" w:bidi="es_ES"/>
+        </w:rPr>
+        <w:t>1:2</w:t>
+      </w:r>
       <w:r>
         <w:rPr>
           <w:lang w:val="es_ES" w:bidi="es_ES"/>
         </w:rPr>
         <w:t xml:space="preserve">. • "Gracia" y "paz" representan saludos tradicionales griegos y hebreos, respectivamente; ahora se entienden como dones de Dios (cp. </w:t>
       </w:r>
-      <w:hyperlink r:id="rId19">
-        <w:r>
-          <w:rPr>
-            <w:lang w:val="es_ES" w:bidi="es_ES"/>
-          </w:rPr>
-          <w:rPr>
-            <w:color w:val="0000EE"/>
-            <w:u w:val="single"/>
-          </w:rPr>
-          <w:t>Ro 5:1–2</w:t>
-        </w:r>
-      </w:hyperlink>
+      <w:r>
+        <w:rPr>
+          <w:lang w:val="es_ES" w:bidi="es_ES"/>
+        </w:rPr>
+        <w:t>Ro 5:1–2</w:t>
+      </w:r>
       <w:r>
         <w:rPr>
           <w:lang w:val="es_ES" w:bidi="es_ES"/>
@@ -611,72 +569,48 @@
         </w:rPr>
         <w:t>En sus cartas, Pablo generalmente agradece a Dios por la fe y el amor de sus lectores y menciona sus oraciones por ellos (</w:t>
       </w:r>
-      <w:hyperlink r:id="rId20">
-        <w:r>
-          <w:rPr>
-            <w:lang w:val="es_ES" w:bidi="es_ES"/>
-          </w:rPr>
-          <w:rPr>
-            <w:color w:val="0000EE"/>
-            <w:u w:val="single"/>
-          </w:rPr>
-          <w:t>Ro 1:8–12,</w:t>
-        </w:r>
-      </w:hyperlink>
+      <w:r>
+        <w:rPr>
+          <w:lang w:val="es_ES" w:bidi="es_ES"/>
+        </w:rPr>
+        <w:t>Ro 1:8–12,</w:t>
+      </w:r>
       <w:r>
         <w:rPr>
           <w:lang w:val="es_ES" w:bidi="es_ES"/>
         </w:rPr>
         <w:t xml:space="preserve"> </w:t>
       </w:r>
-      <w:hyperlink r:id="rId21">
-        <w:r>
-          <w:rPr>
-            <w:lang w:val="es_ES" w:bidi="es_ES"/>
-          </w:rPr>
-          <w:rPr>
-            <w:color w:val="0000EE"/>
-            <w:u w:val="single"/>
-          </w:rPr>
-          <w:t>1 Co 1:4–9,</w:t>
-        </w:r>
-      </w:hyperlink>
+      <w:r>
+        <w:rPr>
+          <w:lang w:val="es_ES" w:bidi="es_ES"/>
+        </w:rPr>
+        <w:t>1 Co 1:4–9,</w:t>
+      </w:r>
       <w:r>
         <w:rPr>
           <w:lang w:val="es_ES" w:bidi="es_ES"/>
         </w:rPr>
         <w:t xml:space="preserve"> </w:t>
       </w:r>
-      <w:hyperlink r:id="rId22">
-        <w:r>
-          <w:rPr>
-            <w:lang w:val="es_ES" w:bidi="es_ES"/>
-          </w:rPr>
-          <w:rPr>
-            <w:color w:val="0000EE"/>
-            <w:u w:val="single"/>
-          </w:rPr>
-          <w:t>2 Co 1:3–11,</w:t>
-        </w:r>
-      </w:hyperlink>
+      <w:r>
+        <w:rPr>
+          <w:lang w:val="es_ES" w:bidi="es_ES"/>
+        </w:rPr>
+        <w:t>2 Co 1:3–11,</w:t>
+      </w:r>
       <w:r>
         <w:rPr>
           <w:lang w:val="es_ES" w:bidi="es_ES"/>
         </w:rPr>
         <w:t xml:space="preserve"> en contraste, </w:t>
       </w:r>
-      <w:hyperlink r:id="rId23">
-        <w:r>
-          <w:rPr>
-            <w:lang w:val="es_ES" w:bidi="es_ES"/>
-          </w:rPr>
-          <w:rPr>
-            <w:color w:val="0000EE"/>
-            <w:u w:val="single"/>
-          </w:rPr>
-          <w:t>Ga 1:6–10</w:t>
-        </w:r>
-      </w:hyperlink>
+      <w:r>
+        <w:rPr>
+          <w:lang w:val="es_ES" w:bidi="es_ES"/>
+        </w:rPr>
+        <w:t>Ga 1:6–10</w:t>
+      </w:r>
       <w:r>
         <w:rPr>
           <w:lang w:val="es_ES" w:bidi="es_ES"/>
@@ -779,30 +713,18 @@
         </w:rPr>
         <w:t xml:space="preserve">Este versículo puede traducirse de varias maneras. Pablo sugiere que Filemón debería ser amable con Onésimo, considerando la bondad de Dios con Filemón (cp. </w:t>
       </w:r>
-      <w:hyperlink r:id="rId24">
-        <w:r>
-          <w:rPr>
-            <w:lang w:val="es_ES" w:bidi="es_ES"/>
-          </w:rPr>
-          <w:rPr>
-            <w:color w:val="0000EE"/>
-            <w:u w:val="single"/>
-          </w:rPr>
-          <w:t>1:10,</w:t>
-        </w:r>
-      </w:hyperlink>
-      <w:hyperlink r:id="rId25">
-        <w:r>
-          <w:rPr>
-            <w:lang w:val="es_ES" w:bidi="es_ES"/>
-          </w:rPr>
-          <w:rPr>
-            <w:color w:val="0000EE"/>
-            <w:u w:val="single"/>
-          </w:rPr>
-          <w:t>17–19</w:t>
-        </w:r>
-      </w:hyperlink>
+      <w:r>
+        <w:rPr>
+          <w:lang w:val="es_ES" w:bidi="es_ES"/>
+        </w:rPr>
+        <w:t>1:10,</w:t>
+      </w:r>
+      <w:r>
+        <w:rPr>
+          <w:lang w:val="es_ES" w:bidi="es_ES"/>
+        </w:rPr>
+        <w:t>17–19</w:t>
+      </w:r>
       <w:r>
         <w:rPr>
           <w:lang w:val="es_ES" w:bidi="es_ES"/>
@@ -861,18 +783,12 @@
         </w:rPr>
         <w:t>El apóstol Pablo solicitó un favor porque Filemón era conocido por ser una persona amable y amorosa (</w:t>
       </w:r>
-      <w:hyperlink r:id="rId26">
-        <w:r>
-          <w:rPr>
-            <w:lang w:val="es_ES" w:bidi="es_ES"/>
-          </w:rPr>
-          <w:rPr>
-            <w:color w:val="0000EE"/>
-            <w:u w:val="single"/>
-          </w:rPr>
-          <w:t>1:5–7</w:t>
-        </w:r>
-      </w:hyperlink>
+      <w:r>
+        <w:rPr>
+          <w:lang w:val="es_ES" w:bidi="es_ES"/>
+        </w:rPr>
+        <w:t>1:5–7</w:t>
+      </w:r>
       <w:r>
         <w:rPr>
           <w:lang w:val="es_ES" w:bidi="es_ES"/>
@@ -1041,18 +957,12 @@
         </w:rPr>
         <w:t xml:space="preserve">: esto podría ser un juego de palabras (cp. </w:t>
       </w:r>
-      <w:hyperlink r:id="rId27">
-        <w:r>
-          <w:rPr>
-            <w:lang w:val="es_ES" w:bidi="es_ES"/>
-          </w:rPr>
-          <w:rPr>
-            <w:color w:val="0000EE"/>
-            <w:u w:val="single"/>
-          </w:rPr>
-          <w:t>1:20</w:t>
-        </w:r>
-      </w:hyperlink>
+      <w:r>
+        <w:rPr>
+          <w:lang w:val="es_ES" w:bidi="es_ES"/>
+        </w:rPr>
+        <w:t>1:20</w:t>
+      </w:r>
       <w:r>
         <w:rPr>
           <w:lang w:val="es_ES" w:bidi="es_ES"/>
@@ -1107,72 +1017,48 @@
         </w:rPr>
         <w:t xml:space="preserve">Pablo sugiere que desea que Filemón opte por liberar a Onésimo para que pueda servir como ayudante de Pablo (también </w:t>
       </w:r>
-      <w:hyperlink r:id="rId28">
-        <w:r>
-          <w:rPr>
-            <w:lang w:val="es_ES" w:bidi="es_ES"/>
-          </w:rPr>
-          <w:rPr>
-            <w:color w:val="0000EE"/>
-            <w:u w:val="single"/>
-          </w:rPr>
-          <w:t>1:21</w:t>
-        </w:r>
-      </w:hyperlink>
+      <w:r>
+        <w:rPr>
+          <w:lang w:val="es_ES" w:bidi="es_ES"/>
+        </w:rPr>
+        <w:t>1:21</w:t>
+      </w:r>
       <w:r>
         <w:rPr>
           <w:lang w:val="es_ES" w:bidi="es_ES"/>
         </w:rPr>
         <w:t>). La vida cristiana es una respuesta voluntaria a la gracia de Dios (</w:t>
       </w:r>
-      <w:hyperlink r:id="rId29">
-        <w:r>
-          <w:rPr>
-            <w:lang w:val="es_ES" w:bidi="es_ES"/>
-          </w:rPr>
-          <w:rPr>
-            <w:color w:val="0000EE"/>
-            <w:u w:val="single"/>
-          </w:rPr>
-          <w:t>Ro 12:1,</w:t>
-        </w:r>
-      </w:hyperlink>
+      <w:r>
+        <w:rPr>
+          <w:lang w:val="es_ES" w:bidi="es_ES"/>
+        </w:rPr>
+        <w:t>Ro 12:1,</w:t>
+      </w:r>
       <w:r>
         <w:rPr>
           <w:lang w:val="es_ES" w:bidi="es_ES"/>
         </w:rPr>
         <w:t xml:space="preserve"> </w:t>
       </w:r>
-      <w:hyperlink r:id="rId30">
-        <w:r>
-          <w:rPr>
-            <w:lang w:val="es_ES" w:bidi="es_ES"/>
-          </w:rPr>
-          <w:rPr>
-            <w:color w:val="0000EE"/>
-            <w:u w:val="single"/>
-          </w:rPr>
-          <w:t>Ef 4:1,</w:t>
-        </w:r>
-      </w:hyperlink>
+      <w:r>
+        <w:rPr>
+          <w:lang w:val="es_ES" w:bidi="es_ES"/>
+        </w:rPr>
+        <w:t>Ef 4:1,</w:t>
+      </w:r>
       <w:r>
         <w:rPr>
           <w:lang w:val="es_ES" w:bidi="es_ES"/>
         </w:rPr>
         <w:t xml:space="preserve"> </w:t>
       </w:r>
-      <w:hyperlink r:id="rId31">
-        <w:r>
-          <w:rPr>
-            <w:lang w:val="es_ES" w:bidi="es_ES"/>
-          </w:rPr>
-          <w:rPr>
-            <w:color w:val="0000EE"/>
-            <w:u w:val="single"/>
-          </w:rPr>
-          <w:t>Col 3:12–13</w:t>
-        </w:r>
-      </w:hyperlink>
+      <w:r>
+        <w:rPr>
+          <w:lang w:val="es_ES" w:bidi="es_ES"/>
+        </w:rPr>
+        <w:t>Col 3:12–13</w:t>
+      </w:r>
       <w:r>
         <w:rPr>
           <w:lang w:val="es_ES" w:bidi="es_ES"/>
@@ -1432,18 +1318,12 @@
         </w:rPr>
         <w:t xml:space="preserve">: es decir, su salvación. Filemón le debía a Pablo mucho más de lo que Onésimo pudiera haberle debido a él. No está claro si esto significa que Filemón se convirtió directa o indirectamente a través de la predicación de Pablo (cp. </w:t>
       </w:r>
-      <w:hyperlink r:id="rId32">
-        <w:r>
-          <w:rPr>
-            <w:lang w:val="es_ES" w:bidi="es_ES"/>
-          </w:rPr>
-          <w:rPr>
-            <w:color w:val="0000EE"/>
-            <w:u w:val="single"/>
-          </w:rPr>
-          <w:t>Col 1:7</w:t>
-        </w:r>
-      </w:hyperlink>
+      <w:r>
+        <w:rPr>
+          <w:lang w:val="es_ES" w:bidi="es_ES"/>
+        </w:rPr>
+        <w:t>Col 1:7</w:t>
+      </w:r>
       <w:r>
         <w:rPr>
           <w:lang w:val="es_ES" w:bidi="es_ES"/>
@@ -1530,18 +1410,12 @@
         </w:rPr>
         <w:t xml:space="preserve"> (“favor, beneficio”) podría ser un juego de palabras con el nombre Onésimo, que puede significar “beneficioso” (cp. </w:t>
       </w:r>
-      <w:hyperlink r:id="rId33">
-        <w:r>
-          <w:rPr>
-            <w:lang w:val="es_ES" w:bidi="es_ES"/>
-          </w:rPr>
-          <w:rPr>
-            <w:color w:val="0000EE"/>
-            <w:u w:val="single"/>
-          </w:rPr>
-          <w:t>1:11</w:t>
-        </w:r>
-      </w:hyperlink>
+      <w:r>
+        <w:rPr>
+          <w:lang w:val="es_ES" w:bidi="es_ES"/>
+        </w:rPr>
+        <w:t>1:11</w:t>
+      </w:r>
       <w:r>
         <w:rPr>
           <w:lang w:val="es_ES" w:bidi="es_ES"/>
@@ -1602,18 +1476,12 @@
         </w:rPr>
         <w:t xml:space="preserve">: Pablo podría estar insinuando que le gustaría ver a Onésimo liberado (cp. </w:t>
       </w:r>
-      <w:hyperlink r:id="rId34">
-        <w:r>
-          <w:rPr>
-            <w:lang w:val="es_ES" w:bidi="es_ES"/>
-          </w:rPr>
-          <w:rPr>
-            <w:color w:val="0000EE"/>
-            <w:u w:val="single"/>
-          </w:rPr>
-          <w:t>1:13–14</w:t>
-        </w:r>
-      </w:hyperlink>
+      <w:r>
+        <w:rPr>
+          <w:lang w:val="es_ES" w:bidi="es_ES"/>
+        </w:rPr>
+        <w:t>1:13–14</w:t>
+      </w:r>
       <w:r>
         <w:rPr>
           <w:lang w:val="es_ES" w:bidi="es_ES"/>
@@ -1716,36 +1584,24 @@
         </w:rPr>
         <w:t>Epafras era un nativo de Colosas que fue el primero en llevar las buenas nuevas a Filemón y su familia (</w:t>
       </w:r>
-      <w:hyperlink r:id="rId32">
-        <w:r>
-          <w:rPr>
-            <w:lang w:val="es_ES" w:bidi="es_ES"/>
-          </w:rPr>
-          <w:rPr>
-            <w:color w:val="0000EE"/>
-            <w:u w:val="single"/>
-          </w:rPr>
-          <w:t>Col 1:7,</w:t>
-        </w:r>
-      </w:hyperlink>
+      <w:r>
+        <w:rPr>
+          <w:lang w:val="es_ES" w:bidi="es_ES"/>
+        </w:rPr>
+        <w:t>Col 1:7,</w:t>
+      </w:r>
       <w:r>
         <w:rPr>
           <w:lang w:val="es_ES" w:bidi="es_ES"/>
         </w:rPr>
         <w:t xml:space="preserve"> </w:t>
       </w:r>
-      <w:hyperlink r:id="rId35">
-        <w:r>
-          <w:rPr>
-            <w:lang w:val="es_ES" w:bidi="es_ES"/>
-          </w:rPr>
-          <w:rPr>
-            <w:color w:val="0000EE"/>
-            <w:u w:val="single"/>
-          </w:rPr>
-          <w:t>4:12</w:t>
-        </w:r>
-      </w:hyperlink>
+      <w:r>
+        <w:rPr>
+          <w:lang w:val="es_ES" w:bidi="es_ES"/>
+        </w:rPr>
+        <w:t>4:12</w:t>
+      </w:r>
       <w:r>
         <w:rPr>
           <w:lang w:val="es_ES" w:bidi="es_ES"/>
@@ -1800,18 +1656,12 @@
         </w:rPr>
         <w:t xml:space="preserve">Pablo suele cerrar sus cartas con saludos de otros y una bendición. Cp. </w:t>
       </w:r>
-      <w:hyperlink r:id="rId36">
-        <w:r>
-          <w:rPr>
-            <w:lang w:val="es_ES" w:bidi="es_ES"/>
-          </w:rPr>
-          <w:rPr>
-            <w:color w:val="0000EE"/>
-            <w:u w:val="single"/>
-          </w:rPr>
-          <w:t>Col 4:7–18</w:t>
-        </w:r>
-      </w:hyperlink>
+      <w:r>
+        <w:rPr>
+          <w:lang w:val="es_ES" w:bidi="es_ES"/>
+        </w:rPr>
+        <w:t>Col 4:7–18</w:t>
+      </w:r>
       <w:r>
         <w:rPr>
           <w:lang w:val="es_ES" w:bidi="es_ES"/>
@@ -1866,36 +1716,24 @@
         </w:rPr>
         <w:t>Estos hombres también se mencionan al final de Colosenses (</w:t>
       </w:r>
-      <w:hyperlink r:id="rId37">
-        <w:r>
-          <w:rPr>
-            <w:lang w:val="es_ES" w:bidi="es_ES"/>
-          </w:rPr>
-          <w:rPr>
-            <w:color w:val="0000EE"/>
-            <w:u w:val="single"/>
-          </w:rPr>
-          <w:t>Col 4:10</w:t>
-        </w:r>
-      </w:hyperlink>
+      <w:r>
+        <w:rPr>
+          <w:lang w:val="es_ES" w:bidi="es_ES"/>
+        </w:rPr>
+        <w:t>Col 4:10</w:t>
+      </w:r>
       <w:r>
         <w:rPr>
           <w:lang w:val="es_ES" w:bidi="es_ES"/>
         </w:rPr>
         <w:t xml:space="preserve">, </w:t>
       </w:r>
-      <w:hyperlink r:id="rId38">
-        <w:r>
-          <w:rPr>
-            <w:lang w:val="es_ES" w:bidi="es_ES"/>
-          </w:rPr>
-          <w:rPr>
-            <w:color w:val="0000EE"/>
-            <w:u w:val="single"/>
-          </w:rPr>
-          <w:t>14</w:t>
-        </w:r>
-      </w:hyperlink>
+      <w:r>
+        <w:rPr>
+          <w:lang w:val="es_ES" w:bidi="es_ES"/>
+        </w:rPr>
+        <w:t>14</w:t>
+      </w:r>
       <w:r>
         <w:rPr>
           <w:lang w:val="es_ES" w:bidi="es_ES"/>
@@ -1926,72 +1764,48 @@
         </w:rPr>
         <w:t>”. • "Aristarco" fue un asociado fiel de Pablo durante muchos años (</w:t>
       </w:r>
-      <w:hyperlink r:id="rId39">
-        <w:r>
-          <w:rPr>
-            <w:lang w:val="es_ES" w:bidi="es_ES"/>
-          </w:rPr>
-          <w:rPr>
-            <w:color w:val="0000EE"/>
-            <w:u w:val="single"/>
-          </w:rPr>
-          <w:t>Hc 19:29,</w:t>
-        </w:r>
-      </w:hyperlink>
+      <w:r>
+        <w:rPr>
+          <w:lang w:val="es_ES" w:bidi="es_ES"/>
+        </w:rPr>
+        <w:t>Hc 19:29,</w:t>
+      </w:r>
       <w:r>
         <w:rPr>
           <w:lang w:val="es_ES" w:bidi="es_ES"/>
         </w:rPr>
         <w:t xml:space="preserve"> </w:t>
       </w:r>
-      <w:hyperlink r:id="rId40">
-        <w:r>
-          <w:rPr>
-            <w:lang w:val="es_ES" w:bidi="es_ES"/>
-          </w:rPr>
-          <w:rPr>
-            <w:color w:val="0000EE"/>
-            <w:u w:val="single"/>
-          </w:rPr>
-          <w:t>20:4,</w:t>
-        </w:r>
-      </w:hyperlink>
+      <w:r>
+        <w:rPr>
+          <w:lang w:val="es_ES" w:bidi="es_ES"/>
+        </w:rPr>
+        <w:t>20:4,</w:t>
+      </w:r>
       <w:r>
         <w:rPr>
           <w:lang w:val="es_ES" w:bidi="es_ES"/>
         </w:rPr>
         <w:t xml:space="preserve"> </w:t>
       </w:r>
-      <w:hyperlink r:id="rId41">
-        <w:r>
-          <w:rPr>
-            <w:lang w:val="es_ES" w:bidi="es_ES"/>
-          </w:rPr>
-          <w:rPr>
-            <w:color w:val="0000EE"/>
-            <w:u w:val="single"/>
-          </w:rPr>
-          <w:t>27:2</w:t>
-        </w:r>
-      </w:hyperlink>
+      <w:r>
+        <w:rPr>
+          <w:lang w:val="es_ES" w:bidi="es_ES"/>
+        </w:rPr>
+        <w:t>27:2</w:t>
+      </w:r>
       <w:r>
         <w:rPr>
           <w:lang w:val="es_ES" w:bidi="es_ES"/>
         </w:rPr>
         <w:t>). • "Demas": fue un colaborador que luego abandonó a Pablo (</w:t>
       </w:r>
-      <w:hyperlink r:id="rId42">
-        <w:r>
-          <w:rPr>
-            <w:lang w:val="es_ES" w:bidi="es_ES"/>
-          </w:rPr>
-          <w:rPr>
-            <w:color w:val="0000EE"/>
-            <w:u w:val="single"/>
-          </w:rPr>
-          <w:t>2 Tm 4:10</w:t>
-        </w:r>
-      </w:hyperlink>
+      <w:r>
+        <w:rPr>
+          <w:lang w:val="es_ES" w:bidi="es_ES"/>
+        </w:rPr>
+        <w:t>2 Tm 4:10</w:t>
+      </w:r>
       <w:r>
         <w:rPr>
           <w:lang w:val="es_ES" w:bidi="es_ES"/>
